--- a/writing/documentacion_proyecto/DIT-FR-01_V.2.0.docx
+++ b/writing/documentacion_proyecto/DIT-FR-01_V.2.0.docx
@@ -1,6 +1,6 @@
 
 <file path=word/document.xml><?xml version="1.0" encoding="utf-8"?>
-<w:document xmlns:wpc="http://schemas.microsoft.com/office/word/2010/wordprocessingCanvas" xmlns:cx="http://schemas.microsoft.com/office/drawing/2014/chartex" xmlns:cx1="http://schemas.microsoft.com/office/drawing/2015/9/8/chartex" xmlns:cx2="http://schemas.microsoft.com/office/drawing/2015/10/21/chartex" xmlns:cx3="http://schemas.microsoft.com/office/drawing/2016/5/9/chartex" xmlns:cx4="http://schemas.microsoft.com/office/drawing/2016/5/10/chartex" xmlns:cx5="http://schemas.microsoft.com/office/drawing/2016/5/11/chartex" xmlns:cx6="http://schemas.microsoft.com/office/drawing/2016/5/12/chartex" xmlns:cx7="http://schemas.microsoft.com/office/drawing/2016/5/13/chartex" xmlns:cx8="http://schemas.microsoft.com/office/drawing/2016/5/14/chartex" xmlns:mc="http://schemas.openxmlformats.org/markup-compatibility/2006" xmlns:aink="http://schemas.microsoft.com/office/drawing/2016/ink" xmlns:am3d="http://schemas.microsoft.com/office/drawing/2017/model3d" xmlns:o="urn:schemas-microsoft-com:office:office" xmlns:oel="http://schemas.microsoft.com/office/2019/extlst" xmlns:r="http://schemas.openxmlformats.org/officeDocument/2006/relationships" xmlns:m="http://schemas.openxmlformats.org/officeDocument/2006/math" xmlns:v="urn:schemas-microsoft-com:vml" xmlns:wp14="http://schemas.microsoft.com/office/word/2010/wordprocessingDrawing" xmlns:wp="http://schemas.openxmlformats.org/drawingml/2006/wordprocessingDrawing" xmlns:w10="urn:schemas-microsoft-com:office:word" xmlns:w="http://schemas.openxmlformats.org/wordprocessingml/2006/main" xmlns:w14="http://schemas.microsoft.com/office/word/2010/wordml" xmlns:w15="http://schemas.microsoft.com/office/word/2012/wordml" xmlns:w16cex="http://schemas.microsoft.com/office/word/2018/wordml/cex" xmlns:w16cid="http://schemas.microsoft.com/office/word/2016/wordml/cid" xmlns:w16="http://schemas.microsoft.com/office/word/2018/wordml" xmlns:w16du="http://schemas.microsoft.com/office/word/2023/wordml/word16du" xmlns:w16sdtdh="http://schemas.microsoft.com/office/word/2020/wordml/sdtdatahash" xmlns:w16se="http://schemas.microsoft.com/office/word/2015/wordml/symex" xmlns:wpg="http://schemas.microsoft.com/office/word/2010/wordprocessingGroup" xmlns:wpi="http://schemas.microsoft.com/office/word/2010/wordprocessingInk" xmlns:wne="http://schemas.microsoft.com/office/word/2006/wordml" xmlns:wps="http://schemas.microsoft.com/office/word/2010/wordprocessingShape" mc:Ignorable="w14 w15 w16se w16cid w16 w16cex w16sdtdh w16du wp14">
+<w:document xmlns:wpc="http://schemas.microsoft.com/office/word/2010/wordprocessingCanvas" xmlns:cx="http://schemas.microsoft.com/office/drawing/2014/chartex" xmlns:cx1="http://schemas.microsoft.com/office/drawing/2015/9/8/chartex" xmlns:cx2="http://schemas.microsoft.com/office/drawing/2015/10/21/chartex" xmlns:cx3="http://schemas.microsoft.com/office/drawing/2016/5/9/chartex" xmlns:cx4="http://schemas.microsoft.com/office/drawing/2016/5/10/chartex" xmlns:cx5="http://schemas.microsoft.com/office/drawing/2016/5/11/chartex" xmlns:cx6="http://schemas.microsoft.com/office/drawing/2016/5/12/chartex" xmlns:cx7="http://schemas.microsoft.com/office/drawing/2016/5/13/chartex" xmlns:cx8="http://schemas.microsoft.com/office/drawing/2016/5/14/chartex" xmlns:mc="http://schemas.openxmlformats.org/markup-compatibility/2006" xmlns:aink="http://schemas.microsoft.com/office/drawing/2016/ink" xmlns:am3d="http://schemas.microsoft.com/office/drawing/2017/model3d" xmlns:o="urn:schemas-microsoft-com:office:office" xmlns:oel="http://schemas.microsoft.com/office/2019/extlst" xmlns:r="http://schemas.openxmlformats.org/officeDocument/2006/relationships" xmlns:m="http://schemas.openxmlformats.org/officeDocument/2006/math" xmlns:v="urn:schemas-microsoft-com:vml" xmlns:wp14="http://schemas.microsoft.com/office/word/2010/wordprocessingDrawing" xmlns:wp="http://schemas.openxmlformats.org/drawingml/2006/wordprocessingDrawing" xmlns:w10="urn:schemas-microsoft-com:office:word" xmlns:w="http://schemas.openxmlformats.org/wordprocessingml/2006/main" xmlns:w14="http://schemas.microsoft.com/office/word/2010/wordml" xmlns:w15="http://schemas.microsoft.com/office/word/2012/wordml" xmlns:w16cex="http://schemas.microsoft.com/office/word/2018/wordml/cex" xmlns:w16cid="http://schemas.microsoft.com/office/word/2016/wordml/cid" xmlns:w16="http://schemas.microsoft.com/office/word/2018/wordml" xmlns:w16du="http://schemas.microsoft.com/office/word/2023/wordml/word16du" xmlns:w16sdtdh="http://schemas.microsoft.com/office/word/2020/wordml/sdtdatahash" xmlns:w16sdtfl="http://schemas.microsoft.com/office/word/2024/wordml/sdtformatlock" xmlns:w16se="http://schemas.microsoft.com/office/word/2015/wordml/symex" xmlns:wpg="http://schemas.microsoft.com/office/word/2010/wordprocessingGroup" xmlns:wpi="http://schemas.microsoft.com/office/word/2010/wordprocessingInk" xmlns:wne="http://schemas.microsoft.com/office/word/2006/wordml" xmlns:wps="http://schemas.microsoft.com/office/word/2010/wordprocessingShape" mc:Ignorable="w14 w15 w16se w16cid w16 w16cex w16sdtdh w16sdtfl w16du wp14">
   <w:body>
     <w:p>
       <w:pPr>
@@ -37,8 +37,8 @@
           <w:szCs w:val="24"/>
         </w:rPr>
       </w:pPr>
-      <w:bookmarkStart w:id="0" w:name="_Hlk173404216"/>
-      <w:bookmarkStart w:id="1" w:name="_Hlk173404567"/>
+      <w:bookmarkStart w:id="0" w:name="_Hlk173404567"/>
+      <w:bookmarkStart w:id="1" w:name="_Hlk173404216"/>
       <w:r>
         <w:rPr>
           <w:rFonts w:ascii="Arial" w:eastAsia="Arial" w:hAnsi="Arial" w:cs="Arial"/>
@@ -49,9 +49,19 @@
         </w:rPr>
         <w:t>INCIDENCIA Y MORTALIDAD DEL CÁNCER Y SU ASOCIACIÓN CON INDICADORES DE DESARROLLO SOCIOECONÓMICO</w:t>
       </w:r>
-      <w:bookmarkEnd w:id="1"/>
+      <w:bookmarkEnd w:id="0"/>
+      <w:r>
+        <w:rPr>
+          <w:rFonts w:ascii="Arial" w:eastAsia="Arial" w:hAnsi="Arial" w:cs="Arial"/>
+          <w:b/>
+          <w:color w:val="000000"/>
+          <w:sz w:val="24"/>
+          <w:szCs w:val="24"/>
+        </w:rPr>
+        <w:t>: UN ESTUDIO BASADO EN DATOS DEL GLOBOCAN</w:t>
+      </w:r>
     </w:p>
-    <w:bookmarkEnd w:id="0"/>
+    <w:bookmarkEnd w:id="1"/>
     <w:p>
       <w:pPr>
         <w:pBdr>
@@ -411,7 +421,6 @@
           <w:rFonts w:ascii="Arial" w:eastAsia="Arial" w:hAnsi="Arial" w:cs="Arial"/>
           <w:b/>
         </w:rPr>
-        <w:lastRenderedPageBreak/>
         <w:t xml:space="preserve"> CATEGORÍA DE PROYECTO</w:t>
       </w:r>
       <w:r>
@@ -2907,7 +2916,16 @@
                 <w:sz w:val="20"/>
                 <w:szCs w:val="20"/>
               </w:rPr>
-              <w:t xml:space="preserve">Huamani Quispe, </w:t>
+              <w:t xml:space="preserve">Huamani </w:t>
+            </w:r>
+            <w:r>
+              <w:rPr>
+                <w:rFonts w:ascii="Arial" w:eastAsia="Arial" w:hAnsi="Arial" w:cs="Arial"/>
+                <w:sz w:val="20"/>
+                <w:szCs w:val="20"/>
+              </w:rPr>
+              <w:lastRenderedPageBreak/>
+              <w:t xml:space="preserve">Quispe, </w:t>
             </w:r>
             <w:proofErr w:type="spellStart"/>
             <w:r>
@@ -2959,6 +2977,7 @@
                 <w:sz w:val="20"/>
                 <w:szCs w:val="20"/>
               </w:rPr>
+              <w:lastRenderedPageBreak/>
               <w:t>Estudiante</w:t>
             </w:r>
           </w:p>
@@ -3023,7 +3042,16 @@
                 <w:sz w:val="20"/>
                 <w:szCs w:val="20"/>
               </w:rPr>
-              <w:t>maylihq06@gmail.com</w:t>
+              <w:t>maylihq06@</w:t>
+            </w:r>
+            <w:r>
+              <w:rPr>
+                <w:rFonts w:ascii="Arial" w:eastAsia="Arial" w:hAnsi="Arial" w:cs="Arial"/>
+                <w:sz w:val="20"/>
+                <w:szCs w:val="20"/>
+              </w:rPr>
+              <w:lastRenderedPageBreak/>
+              <w:t>gmail.com</w:t>
             </w:r>
           </w:p>
         </w:tc>
@@ -3055,7 +3083,17 @@
                 <w:sz w:val="20"/>
                 <w:szCs w:val="20"/>
               </w:rPr>
-              <w:t>Universidad Privada San Juan Bautista</w:t>
+              <w:lastRenderedPageBreak/>
+              <w:t xml:space="preserve">Universidad </w:t>
+            </w:r>
+            <w:r>
+              <w:rPr>
+                <w:rFonts w:ascii="Arial" w:eastAsia="Arial" w:hAnsi="Arial" w:cs="Arial"/>
+                <w:sz w:val="20"/>
+                <w:szCs w:val="20"/>
+              </w:rPr>
+              <w:lastRenderedPageBreak/>
+              <w:t>Privada San Juan Bautista</w:t>
             </w:r>
           </w:p>
         </w:tc>
@@ -3087,6 +3125,7 @@
                 <w:sz w:val="20"/>
                 <w:szCs w:val="20"/>
               </w:rPr>
+              <w:lastRenderedPageBreak/>
               <w:t>Ica</w:t>
             </w:r>
           </w:p>
@@ -3119,7 +3158,16 @@
                 <w:sz w:val="20"/>
                 <w:szCs w:val="20"/>
               </w:rPr>
-              <w:t>Escuela Profesional de Medicina Humana</w:t>
+              <w:t xml:space="preserve">Escuela </w:t>
+            </w:r>
+            <w:r>
+              <w:rPr>
+                <w:rFonts w:ascii="Arial" w:eastAsia="Arial" w:hAnsi="Arial" w:cs="Arial"/>
+                <w:sz w:val="20"/>
+                <w:szCs w:val="20"/>
+              </w:rPr>
+              <w:lastRenderedPageBreak/>
+              <w:t>Profesional de Medicina Humana</w:t>
             </w:r>
           </w:p>
         </w:tc>
@@ -3410,12 +3458,21 @@
             <w:r>
               <w:rPr>
                 <w:rFonts w:ascii="Arial" w:eastAsia="Arial" w:hAnsi="Arial" w:cs="Arial"/>
-                <w:color w:val="000000"/>
-                <w:sz w:val="20"/>
-                <w:szCs w:val="20"/>
-              </w:rPr>
-              <w:t>Carhuamaca Ramos Cesar Augusto</w:t>
-            </w:r>
+                <w:sz w:val="20"/>
+                <w:szCs w:val="20"/>
+              </w:rPr>
+              <w:t xml:space="preserve">Pilco Ferreto, </w:t>
+            </w:r>
+            <w:proofErr w:type="spellStart"/>
+            <w:r>
+              <w:rPr>
+                <w:rFonts w:ascii="Arial" w:eastAsia="Arial" w:hAnsi="Arial" w:cs="Arial"/>
+                <w:sz w:val="20"/>
+                <w:szCs w:val="20"/>
+              </w:rPr>
+              <w:t>Nesstor</w:t>
+            </w:r>
+            <w:proofErr w:type="spellEnd"/>
           </w:p>
         </w:tc>
         <w:tc>
@@ -3446,7 +3503,7 @@
                 <w:sz w:val="20"/>
                 <w:szCs w:val="20"/>
               </w:rPr>
-              <w:t xml:space="preserve">Estudiante </w:t>
+              <w:t>Biólogo</w:t>
             </w:r>
           </w:p>
         </w:tc>
@@ -3478,7 +3535,7 @@
                 <w:sz w:val="20"/>
                 <w:szCs w:val="20"/>
               </w:rPr>
-              <w:t>961870218</w:t>
+              <w:t>953416484</w:t>
             </w:r>
           </w:p>
         </w:tc>
@@ -3504,25 +3561,13 @@
                 <w:szCs w:val="20"/>
               </w:rPr>
             </w:pPr>
-            <w:hyperlink r:id="rId7">
-              <w:r>
-                <w:rPr>
-                  <w:rFonts w:ascii="Arial" w:eastAsia="Arial" w:hAnsi="Arial" w:cs="Arial"/>
-                  <w:color w:val="1155CC"/>
-                  <w:sz w:val="20"/>
-                  <w:szCs w:val="20"/>
-                  <w:u w:val="single"/>
-                </w:rPr>
-                <w:t>cesarcar338@gmail.com</w:t>
-              </w:r>
-            </w:hyperlink>
-            <w:r>
-              <w:rPr>
-                <w:rFonts w:ascii="Arial" w:eastAsia="Arial" w:hAnsi="Arial" w:cs="Arial"/>
-                <w:sz w:val="20"/>
-                <w:szCs w:val="20"/>
-              </w:rPr>
-              <w:t xml:space="preserve"> </w:t>
+            <w:r>
+              <w:rPr>
+                <w:rFonts w:ascii="Arial" w:eastAsia="Arial" w:hAnsi="Arial" w:cs="Arial"/>
+                <w:sz w:val="20"/>
+                <w:szCs w:val="20"/>
+              </w:rPr>
+              <w:t>npilco@unsa.edu.pe</w:t>
             </w:r>
           </w:p>
         </w:tc>
@@ -3554,7 +3599,7 @@
                 <w:sz w:val="20"/>
                 <w:szCs w:val="20"/>
               </w:rPr>
-              <w:t>Universidad Nacional San Luis Gonzaga</w:t>
+              <w:t>Universidad Nacional de San Agustín de Arequipa</w:t>
             </w:r>
           </w:p>
         </w:tc>
@@ -3586,7 +3631,7 @@
                 <w:sz w:val="20"/>
                 <w:szCs w:val="20"/>
               </w:rPr>
-              <w:t xml:space="preserve">Ica </w:t>
+              <w:t>Arequipa</w:t>
             </w:r>
           </w:p>
         </w:tc>
@@ -3618,7 +3663,7 @@
                 <w:sz w:val="20"/>
                 <w:szCs w:val="20"/>
               </w:rPr>
-              <w:t xml:space="preserve">Facultad de Ciencias Biológicas </w:t>
+              <w:t>Unidad de Posgrado de la Facultad de Medicina</w:t>
             </w:r>
           </w:p>
         </w:tc>
@@ -3649,14 +3694,23 @@
                 <w:szCs w:val="20"/>
               </w:rPr>
             </w:pPr>
-            <w:r>
-              <w:rPr>
-                <w:rFonts w:ascii="Arial" w:eastAsia="Arial" w:hAnsi="Arial" w:cs="Arial"/>
-                <w:color w:val="000000"/>
-                <w:sz w:val="20"/>
-                <w:szCs w:val="20"/>
-              </w:rPr>
-              <w:t>Pinto Oblitas Joseph Arturo</w:t>
+            <w:proofErr w:type="spellStart"/>
+            <w:r>
+              <w:rPr>
+                <w:rFonts w:ascii="Arial" w:eastAsia="Arial" w:hAnsi="Arial" w:cs="Arial"/>
+                <w:sz w:val="20"/>
+                <w:szCs w:val="20"/>
+              </w:rPr>
+              <w:t>Ballon</w:t>
+            </w:r>
+            <w:proofErr w:type="spellEnd"/>
+            <w:r>
+              <w:rPr>
+                <w:rFonts w:ascii="Arial" w:eastAsia="Arial" w:hAnsi="Arial" w:cs="Arial"/>
+                <w:sz w:val="20"/>
+                <w:szCs w:val="20"/>
+              </w:rPr>
+              <w:t xml:space="preserve"> Salcedo Carlos Enrique</w:t>
             </w:r>
           </w:p>
         </w:tc>
@@ -3685,11 +3739,10 @@
             <w:r>
               <w:rPr>
                 <w:rFonts w:ascii="Arial" w:eastAsia="Arial" w:hAnsi="Arial" w:cs="Arial"/>
-                <w:color w:val="000000"/>
-                <w:sz w:val="20"/>
-                <w:szCs w:val="20"/>
-              </w:rPr>
-              <w:t>Docente</w:t>
+                <w:sz w:val="20"/>
+                <w:szCs w:val="20"/>
+              </w:rPr>
+              <w:t>Nutricionista</w:t>
             </w:r>
           </w:p>
         </w:tc>
@@ -3718,11 +3771,10 @@
             <w:r>
               <w:rPr>
                 <w:rFonts w:ascii="Arial" w:eastAsia="Arial" w:hAnsi="Arial" w:cs="Arial"/>
-                <w:color w:val="000000"/>
-                <w:sz w:val="20"/>
-                <w:szCs w:val="20"/>
-              </w:rPr>
-              <w:t>984322395</w:t>
+                <w:sz w:val="20"/>
+                <w:szCs w:val="20"/>
+              </w:rPr>
+              <w:t>987824626</w:t>
             </w:r>
           </w:p>
         </w:tc>
@@ -3751,11 +3803,10 @@
             <w:r>
               <w:rPr>
                 <w:rFonts w:ascii="Arial" w:eastAsia="Arial" w:hAnsi="Arial" w:cs="Arial"/>
-                <w:color w:val="000000"/>
-                <w:sz w:val="20"/>
-                <w:szCs w:val="20"/>
-              </w:rPr>
-              <w:t>Joseph.pinto@upsjb.edu.pe</w:t>
+                <w:sz w:val="20"/>
+                <w:szCs w:val="20"/>
+              </w:rPr>
+              <w:t>carloebs@gmail.com</w:t>
             </w:r>
           </w:p>
         </w:tc>
@@ -3784,20 +3835,10 @@
             <w:r>
               <w:rPr>
                 <w:rFonts w:ascii="Arial" w:eastAsia="Arial" w:hAnsi="Arial" w:cs="Arial"/>
-                <w:color w:val="000000"/>
-                <w:sz w:val="20"/>
-                <w:szCs w:val="20"/>
-              </w:rPr>
-              <w:t xml:space="preserve">Universidad Privada San Juan </w:t>
-            </w:r>
-            <w:r>
-              <w:rPr>
-                <w:rFonts w:ascii="Arial" w:eastAsia="Arial" w:hAnsi="Arial" w:cs="Arial"/>
-                <w:color w:val="000000"/>
-                <w:sz w:val="20"/>
-                <w:szCs w:val="20"/>
-              </w:rPr>
-              <w:t>Bautista</w:t>
+                <w:sz w:val="20"/>
+                <w:szCs w:val="20"/>
+              </w:rPr>
+              <w:t>Universidad Nacional de San Agustín de Arequipa</w:t>
             </w:r>
           </w:p>
         </w:tc>
@@ -3826,11 +3867,10 @@
             <w:r>
               <w:rPr>
                 <w:rFonts w:ascii="Arial" w:eastAsia="Arial" w:hAnsi="Arial" w:cs="Arial"/>
-                <w:color w:val="000000"/>
-                <w:sz w:val="20"/>
-                <w:szCs w:val="20"/>
-              </w:rPr>
-              <w:t>Ica</w:t>
+                <w:sz w:val="20"/>
+                <w:szCs w:val="20"/>
+              </w:rPr>
+              <w:t>Arequipa</w:t>
             </w:r>
           </w:p>
         </w:tc>
@@ -3862,7 +3902,7 @@
                 <w:sz w:val="20"/>
                 <w:szCs w:val="20"/>
               </w:rPr>
-              <w:t>Escuela Profesional de Medicina Humana</w:t>
+              <w:t>Escuela Profesional de Ciencias de la Nutrición</w:t>
             </w:r>
           </w:p>
         </w:tc>
@@ -3896,21 +3936,32 @@
             <w:r>
               <w:rPr>
                 <w:rFonts w:ascii="Arial" w:eastAsia="Arial" w:hAnsi="Arial" w:cs="Arial"/>
-                <w:sz w:val="20"/>
-                <w:szCs w:val="20"/>
-              </w:rPr>
-              <w:t xml:space="preserve">Pilco Ferreto, </w:t>
+                <w:color w:val="000000"/>
+                <w:sz w:val="20"/>
+                <w:szCs w:val="20"/>
+              </w:rPr>
+              <w:t xml:space="preserve">Carbajal </w:t>
             </w:r>
             <w:proofErr w:type="spellStart"/>
             <w:r>
               <w:rPr>
                 <w:rFonts w:ascii="Arial" w:eastAsia="Arial" w:hAnsi="Arial" w:cs="Arial"/>
-                <w:sz w:val="20"/>
-                <w:szCs w:val="20"/>
-              </w:rPr>
-              <w:t>Nesstor</w:t>
+                <w:color w:val="000000"/>
+                <w:sz w:val="20"/>
+                <w:szCs w:val="20"/>
+              </w:rPr>
+              <w:t>Chipayo</w:t>
             </w:r>
             <w:proofErr w:type="spellEnd"/>
+            <w:r>
+              <w:rPr>
+                <w:rFonts w:ascii="Arial" w:eastAsia="Arial" w:hAnsi="Arial" w:cs="Arial"/>
+                <w:color w:val="000000"/>
+                <w:sz w:val="20"/>
+                <w:szCs w:val="20"/>
+              </w:rPr>
+              <w:t xml:space="preserve"> Junior</w:t>
+            </w:r>
           </w:p>
         </w:tc>
         <w:tc>
@@ -3938,6 +3989,7 @@
             <w:r>
               <w:rPr>
                 <w:rFonts w:ascii="Arial" w:eastAsia="Arial" w:hAnsi="Arial" w:cs="Arial"/>
+                <w:color w:val="000000"/>
                 <w:sz w:val="20"/>
                 <w:szCs w:val="20"/>
               </w:rPr>
@@ -3970,10 +4022,11 @@
             <w:r>
               <w:rPr>
                 <w:rFonts w:ascii="Arial" w:eastAsia="Arial" w:hAnsi="Arial" w:cs="Arial"/>
-                <w:sz w:val="20"/>
-                <w:szCs w:val="20"/>
-              </w:rPr>
-              <w:t>953416484</w:t>
+                <w:color w:val="000000"/>
+                <w:sz w:val="20"/>
+                <w:szCs w:val="20"/>
+              </w:rPr>
+              <w:t>996053817</w:t>
             </w:r>
           </w:p>
         </w:tc>
@@ -4002,10 +4055,11 @@
             <w:r>
               <w:rPr>
                 <w:rFonts w:ascii="Arial" w:eastAsia="Arial" w:hAnsi="Arial" w:cs="Arial"/>
-                <w:sz w:val="20"/>
-                <w:szCs w:val="20"/>
-              </w:rPr>
-              <w:t>npilco@unsa.edu.pe</w:t>
+                <w:color w:val="000000"/>
+                <w:sz w:val="20"/>
+                <w:szCs w:val="20"/>
+              </w:rPr>
+              <w:t>junior.carbajalch@outlook.com</w:t>
             </w:r>
           </w:p>
         </w:tc>
@@ -4034,10 +4088,31 @@
             <w:r>
               <w:rPr>
                 <w:rFonts w:ascii="Arial" w:eastAsia="Arial" w:hAnsi="Arial" w:cs="Arial"/>
-                <w:sz w:val="20"/>
-                <w:szCs w:val="20"/>
-              </w:rPr>
-              <w:t>Universidad Nacional de San Agustín de Arequipa</w:t>
+                <w:color w:val="000000"/>
+                <w:sz w:val="20"/>
+                <w:szCs w:val="20"/>
+              </w:rPr>
+              <w:t xml:space="preserve">Micro Red Micaela Bastidas, Red Salud </w:t>
+            </w:r>
+            <w:proofErr w:type="gramStart"/>
+            <w:r>
+              <w:rPr>
+                <w:rFonts w:ascii="Arial" w:eastAsia="Arial" w:hAnsi="Arial" w:cs="Arial"/>
+                <w:color w:val="000000"/>
+                <w:sz w:val="20"/>
+                <w:szCs w:val="20"/>
+              </w:rPr>
+              <w:t>Abancay,  Dirección</w:t>
+            </w:r>
+            <w:proofErr w:type="gramEnd"/>
+            <w:r>
+              <w:rPr>
+                <w:rFonts w:ascii="Arial" w:eastAsia="Arial" w:hAnsi="Arial" w:cs="Arial"/>
+                <w:color w:val="000000"/>
+                <w:sz w:val="20"/>
+                <w:szCs w:val="20"/>
+              </w:rPr>
+              <w:t xml:space="preserve"> Regional de Salud de Apurímac</w:t>
             </w:r>
           </w:p>
         </w:tc>
@@ -4063,14 +4138,17 @@
                 <w:szCs w:val="20"/>
               </w:rPr>
             </w:pPr>
-            <w:r>
-              <w:rPr>
-                <w:rFonts w:ascii="Arial" w:eastAsia="Arial" w:hAnsi="Arial" w:cs="Arial"/>
-                <w:sz w:val="20"/>
-                <w:szCs w:val="20"/>
-              </w:rPr>
-              <w:t>Arequipa</w:t>
-            </w:r>
+            <w:proofErr w:type="spellStart"/>
+            <w:r>
+              <w:rPr>
+                <w:rFonts w:ascii="Arial" w:eastAsia="Arial" w:hAnsi="Arial" w:cs="Arial"/>
+                <w:color w:val="000000"/>
+                <w:sz w:val="20"/>
+                <w:szCs w:val="20"/>
+              </w:rPr>
+              <w:t>Apurimac</w:t>
+            </w:r>
+            <w:proofErr w:type="spellEnd"/>
           </w:p>
         </w:tc>
         <w:tc>
@@ -4098,780 +4176,6 @@
             <w:r>
               <w:rPr>
                 <w:rFonts w:ascii="Arial" w:eastAsia="Arial" w:hAnsi="Arial" w:cs="Arial"/>
-                <w:sz w:val="20"/>
-                <w:szCs w:val="20"/>
-              </w:rPr>
-              <w:t>Unidad de Posgrado de la Facultad de Medicina</w:t>
-            </w:r>
-          </w:p>
-        </w:tc>
-      </w:tr>
-      <w:tr>
-        <w:trPr>
-          <w:trHeight w:val="218"/>
-        </w:trPr>
-        <w:tc>
-          <w:tcPr>
-            <w:tcW w:w="1631" w:type="dxa"/>
-          </w:tcPr>
-          <w:p>
-            <w:pPr>
-              <w:widowControl w:val="0"/>
-              <w:pBdr>
-                <w:top w:val="nil"/>
-                <w:left w:val="nil"/>
-                <w:bottom w:val="nil"/>
-                <w:right w:val="nil"/>
-                <w:between w:val="nil"/>
-              </w:pBdr>
-              <w:spacing w:after="0" w:line="240" w:lineRule="auto"/>
-              <w:rPr>
-                <w:rFonts w:ascii="Arial" w:eastAsia="Arial" w:hAnsi="Arial" w:cs="Arial"/>
-                <w:color w:val="000000"/>
-                <w:sz w:val="20"/>
-                <w:szCs w:val="20"/>
-              </w:rPr>
-            </w:pPr>
-            <w:proofErr w:type="spellStart"/>
-            <w:r>
-              <w:rPr>
-                <w:rFonts w:ascii="Arial" w:eastAsia="Arial" w:hAnsi="Arial" w:cs="Arial"/>
-                <w:sz w:val="20"/>
-                <w:szCs w:val="20"/>
-              </w:rPr>
-              <w:t>Ballon</w:t>
-            </w:r>
-            <w:proofErr w:type="spellEnd"/>
-            <w:r>
-              <w:rPr>
-                <w:rFonts w:ascii="Arial" w:eastAsia="Arial" w:hAnsi="Arial" w:cs="Arial"/>
-                <w:sz w:val="20"/>
-                <w:szCs w:val="20"/>
-              </w:rPr>
-              <w:t xml:space="preserve"> Salcedo Carlos Enrique</w:t>
-            </w:r>
-          </w:p>
-        </w:tc>
-        <w:tc>
-          <w:tcPr>
-            <w:tcW w:w="1346" w:type="dxa"/>
-          </w:tcPr>
-          <w:p>
-            <w:pPr>
-              <w:widowControl w:val="0"/>
-              <w:pBdr>
-                <w:top w:val="nil"/>
-                <w:left w:val="nil"/>
-                <w:bottom w:val="nil"/>
-                <w:right w:val="nil"/>
-                <w:between w:val="nil"/>
-              </w:pBdr>
-              <w:spacing w:after="0" w:line="240" w:lineRule="auto"/>
-              <w:rPr>
-                <w:rFonts w:ascii="Arial" w:eastAsia="Arial" w:hAnsi="Arial" w:cs="Arial"/>
-                <w:color w:val="000000"/>
-                <w:sz w:val="20"/>
-                <w:szCs w:val="20"/>
-              </w:rPr>
-            </w:pPr>
-            <w:r>
-              <w:rPr>
-                <w:rFonts w:ascii="Arial" w:eastAsia="Arial" w:hAnsi="Arial" w:cs="Arial"/>
-                <w:sz w:val="20"/>
-                <w:szCs w:val="20"/>
-              </w:rPr>
-              <w:t>Nutricionista</w:t>
-            </w:r>
-          </w:p>
-        </w:tc>
-        <w:tc>
-          <w:tcPr>
-            <w:tcW w:w="1210" w:type="dxa"/>
-          </w:tcPr>
-          <w:p>
-            <w:pPr>
-              <w:widowControl w:val="0"/>
-              <w:pBdr>
-                <w:top w:val="nil"/>
-                <w:left w:val="nil"/>
-                <w:bottom w:val="nil"/>
-                <w:right w:val="nil"/>
-                <w:between w:val="nil"/>
-              </w:pBdr>
-              <w:spacing w:after="0" w:line="240" w:lineRule="auto"/>
-              <w:rPr>
-                <w:rFonts w:ascii="Arial" w:eastAsia="Arial" w:hAnsi="Arial" w:cs="Arial"/>
-                <w:color w:val="000000"/>
-                <w:sz w:val="20"/>
-                <w:szCs w:val="20"/>
-              </w:rPr>
-            </w:pPr>
-            <w:r>
-              <w:rPr>
-                <w:rFonts w:ascii="Arial" w:eastAsia="Arial" w:hAnsi="Arial" w:cs="Arial"/>
-                <w:sz w:val="20"/>
-                <w:szCs w:val="20"/>
-              </w:rPr>
-              <w:t>987824626</w:t>
-            </w:r>
-          </w:p>
-        </w:tc>
-        <w:tc>
-          <w:tcPr>
-            <w:tcW w:w="1343" w:type="dxa"/>
-          </w:tcPr>
-          <w:p>
-            <w:pPr>
-              <w:widowControl w:val="0"/>
-              <w:pBdr>
-                <w:top w:val="nil"/>
-                <w:left w:val="nil"/>
-                <w:bottom w:val="nil"/>
-                <w:right w:val="nil"/>
-                <w:between w:val="nil"/>
-              </w:pBdr>
-              <w:spacing w:after="0" w:line="240" w:lineRule="auto"/>
-              <w:rPr>
-                <w:rFonts w:ascii="Arial" w:eastAsia="Arial" w:hAnsi="Arial" w:cs="Arial"/>
-                <w:color w:val="000000"/>
-                <w:sz w:val="20"/>
-                <w:szCs w:val="20"/>
-              </w:rPr>
-            </w:pPr>
-            <w:r>
-              <w:rPr>
-                <w:rFonts w:ascii="Arial" w:eastAsia="Arial" w:hAnsi="Arial" w:cs="Arial"/>
-                <w:sz w:val="20"/>
-                <w:szCs w:val="20"/>
-              </w:rPr>
-              <w:t>carloebs@gmail.com</w:t>
-            </w:r>
-          </w:p>
-        </w:tc>
-        <w:tc>
-          <w:tcPr>
-            <w:tcW w:w="1374" w:type="dxa"/>
-          </w:tcPr>
-          <w:p>
-            <w:pPr>
-              <w:widowControl w:val="0"/>
-              <w:pBdr>
-                <w:top w:val="nil"/>
-                <w:left w:val="nil"/>
-                <w:bottom w:val="nil"/>
-                <w:right w:val="nil"/>
-                <w:between w:val="nil"/>
-              </w:pBdr>
-              <w:spacing w:after="0" w:line="240" w:lineRule="auto"/>
-              <w:rPr>
-                <w:rFonts w:ascii="Arial" w:eastAsia="Arial" w:hAnsi="Arial" w:cs="Arial"/>
-                <w:color w:val="000000"/>
-                <w:sz w:val="20"/>
-                <w:szCs w:val="20"/>
-              </w:rPr>
-            </w:pPr>
-            <w:r>
-              <w:rPr>
-                <w:rFonts w:ascii="Arial" w:eastAsia="Arial" w:hAnsi="Arial" w:cs="Arial"/>
-                <w:sz w:val="20"/>
-                <w:szCs w:val="20"/>
-              </w:rPr>
-              <w:t>Universidad Nacional de San Agustín de Arequipa</w:t>
-            </w:r>
-          </w:p>
-        </w:tc>
-        <w:tc>
-          <w:tcPr>
-            <w:tcW w:w="1374" w:type="dxa"/>
-          </w:tcPr>
-          <w:p>
-            <w:pPr>
-              <w:widowControl w:val="0"/>
-              <w:pBdr>
-                <w:top w:val="nil"/>
-                <w:left w:val="nil"/>
-                <w:bottom w:val="nil"/>
-                <w:right w:val="nil"/>
-                <w:between w:val="nil"/>
-              </w:pBdr>
-              <w:spacing w:after="0" w:line="240" w:lineRule="auto"/>
-              <w:rPr>
-                <w:rFonts w:ascii="Arial" w:eastAsia="Arial" w:hAnsi="Arial" w:cs="Arial"/>
-                <w:color w:val="000000"/>
-                <w:sz w:val="20"/>
-                <w:szCs w:val="20"/>
-              </w:rPr>
-            </w:pPr>
-            <w:r>
-              <w:rPr>
-                <w:rFonts w:ascii="Arial" w:eastAsia="Arial" w:hAnsi="Arial" w:cs="Arial"/>
-                <w:sz w:val="20"/>
-                <w:szCs w:val="20"/>
-              </w:rPr>
-              <w:t>Arequipa</w:t>
-            </w:r>
-          </w:p>
-        </w:tc>
-        <w:tc>
-          <w:tcPr>
-            <w:tcW w:w="1374" w:type="dxa"/>
-          </w:tcPr>
-          <w:p>
-            <w:pPr>
-              <w:widowControl w:val="0"/>
-              <w:pBdr>
-                <w:top w:val="nil"/>
-                <w:left w:val="nil"/>
-                <w:bottom w:val="nil"/>
-                <w:right w:val="nil"/>
-                <w:between w:val="nil"/>
-              </w:pBdr>
-              <w:spacing w:after="0" w:line="240" w:lineRule="auto"/>
-              <w:rPr>
-                <w:rFonts w:ascii="Arial" w:eastAsia="Arial" w:hAnsi="Arial" w:cs="Arial"/>
-                <w:color w:val="000000"/>
-                <w:sz w:val="20"/>
-                <w:szCs w:val="20"/>
-              </w:rPr>
-            </w:pPr>
-            <w:r>
-              <w:rPr>
-                <w:rFonts w:ascii="Arial" w:eastAsia="Arial" w:hAnsi="Arial" w:cs="Arial"/>
-                <w:sz w:val="20"/>
-                <w:szCs w:val="20"/>
-              </w:rPr>
-              <w:t>Escuela Profesional de Ciencias de la Nutrición</w:t>
-            </w:r>
-          </w:p>
-        </w:tc>
-      </w:tr>
-      <w:tr>
-        <w:trPr>
-          <w:trHeight w:val="218"/>
-        </w:trPr>
-        <w:tc>
-          <w:tcPr>
-            <w:tcW w:w="1631" w:type="dxa"/>
-          </w:tcPr>
-          <w:p>
-            <w:pPr>
-              <w:widowControl w:val="0"/>
-              <w:pBdr>
-                <w:top w:val="nil"/>
-                <w:left w:val="nil"/>
-                <w:bottom w:val="nil"/>
-                <w:right w:val="nil"/>
-                <w:between w:val="nil"/>
-              </w:pBdr>
-              <w:spacing w:after="0" w:line="240" w:lineRule="auto"/>
-              <w:rPr>
-                <w:rFonts w:ascii="Arial" w:eastAsia="Arial" w:hAnsi="Arial" w:cs="Arial"/>
-                <w:sz w:val="20"/>
-                <w:szCs w:val="20"/>
-              </w:rPr>
-            </w:pPr>
-            <w:r>
-              <w:rPr>
-                <w:rFonts w:ascii="Arial" w:eastAsia="Arial" w:hAnsi="Arial" w:cs="Arial"/>
-                <w:sz w:val="20"/>
-                <w:szCs w:val="20"/>
-              </w:rPr>
-              <w:t xml:space="preserve">García </w:t>
-            </w:r>
-            <w:proofErr w:type="spellStart"/>
-            <w:r>
-              <w:rPr>
-                <w:rFonts w:ascii="Arial" w:eastAsia="Arial" w:hAnsi="Arial" w:cs="Arial"/>
-                <w:sz w:val="20"/>
-                <w:szCs w:val="20"/>
-              </w:rPr>
-              <w:t>Yarihuamán</w:t>
-            </w:r>
-            <w:proofErr w:type="spellEnd"/>
-            <w:r>
-              <w:rPr>
-                <w:rFonts w:ascii="Arial" w:eastAsia="Arial" w:hAnsi="Arial" w:cs="Arial"/>
-                <w:sz w:val="20"/>
-                <w:szCs w:val="20"/>
-              </w:rPr>
-              <w:t xml:space="preserve"> Luis Rodrigo</w:t>
-            </w:r>
-          </w:p>
-        </w:tc>
-        <w:tc>
-          <w:tcPr>
-            <w:tcW w:w="1346" w:type="dxa"/>
-          </w:tcPr>
-          <w:p>
-            <w:pPr>
-              <w:widowControl w:val="0"/>
-              <w:pBdr>
-                <w:top w:val="nil"/>
-                <w:left w:val="nil"/>
-                <w:bottom w:val="nil"/>
-                <w:right w:val="nil"/>
-                <w:between w:val="nil"/>
-              </w:pBdr>
-              <w:spacing w:after="0" w:line="240" w:lineRule="auto"/>
-              <w:rPr>
-                <w:rFonts w:ascii="Arial" w:eastAsia="Arial" w:hAnsi="Arial" w:cs="Arial"/>
-                <w:sz w:val="20"/>
-                <w:szCs w:val="20"/>
-              </w:rPr>
-            </w:pPr>
-            <w:r>
-              <w:rPr>
-                <w:rFonts w:ascii="Arial" w:eastAsia="Arial" w:hAnsi="Arial" w:cs="Arial"/>
-                <w:sz w:val="20"/>
-                <w:szCs w:val="20"/>
-              </w:rPr>
-              <w:t>Biólogo</w:t>
-            </w:r>
-          </w:p>
-        </w:tc>
-        <w:tc>
-          <w:tcPr>
-            <w:tcW w:w="1210" w:type="dxa"/>
-          </w:tcPr>
-          <w:p>
-            <w:pPr>
-              <w:widowControl w:val="0"/>
-              <w:pBdr>
-                <w:top w:val="nil"/>
-                <w:left w:val="nil"/>
-                <w:bottom w:val="nil"/>
-                <w:right w:val="nil"/>
-                <w:between w:val="nil"/>
-              </w:pBdr>
-              <w:spacing w:after="0" w:line="240" w:lineRule="auto"/>
-              <w:rPr>
-                <w:rFonts w:ascii="Arial" w:eastAsia="Arial" w:hAnsi="Arial" w:cs="Arial"/>
-                <w:sz w:val="20"/>
-                <w:szCs w:val="20"/>
-              </w:rPr>
-            </w:pPr>
-            <w:r>
-              <w:rPr>
-                <w:rFonts w:ascii="Arial" w:eastAsia="Arial" w:hAnsi="Arial" w:cs="Arial"/>
-                <w:sz w:val="20"/>
-                <w:szCs w:val="20"/>
-              </w:rPr>
-              <w:t>936131686</w:t>
-            </w:r>
-          </w:p>
-        </w:tc>
-        <w:tc>
-          <w:tcPr>
-            <w:tcW w:w="1343" w:type="dxa"/>
-          </w:tcPr>
-          <w:p>
-            <w:pPr>
-              <w:widowControl w:val="0"/>
-              <w:pBdr>
-                <w:top w:val="nil"/>
-                <w:left w:val="nil"/>
-                <w:bottom w:val="nil"/>
-                <w:right w:val="nil"/>
-                <w:between w:val="nil"/>
-              </w:pBdr>
-              <w:spacing w:after="0" w:line="240" w:lineRule="auto"/>
-              <w:rPr>
-                <w:rFonts w:ascii="Arial" w:eastAsia="Arial" w:hAnsi="Arial" w:cs="Arial"/>
-                <w:sz w:val="20"/>
-                <w:szCs w:val="20"/>
-              </w:rPr>
-            </w:pPr>
-            <w:r>
-              <w:rPr>
-                <w:rFonts w:ascii="Arial" w:eastAsia="Arial" w:hAnsi="Arial" w:cs="Arial"/>
-                <w:sz w:val="20"/>
-                <w:szCs w:val="20"/>
-              </w:rPr>
-              <w:t>rodrigogarcia.2812@outlook.es</w:t>
-            </w:r>
-          </w:p>
-        </w:tc>
-        <w:tc>
-          <w:tcPr>
-            <w:tcW w:w="1374" w:type="dxa"/>
-          </w:tcPr>
-          <w:p>
-            <w:pPr>
-              <w:widowControl w:val="0"/>
-              <w:pBdr>
-                <w:top w:val="nil"/>
-                <w:left w:val="nil"/>
-                <w:bottom w:val="nil"/>
-                <w:right w:val="nil"/>
-                <w:between w:val="nil"/>
-              </w:pBdr>
-              <w:spacing w:after="0" w:line="240" w:lineRule="auto"/>
-              <w:rPr>
-                <w:rFonts w:ascii="Arial" w:eastAsia="Arial" w:hAnsi="Arial" w:cs="Arial"/>
-                <w:sz w:val="20"/>
-                <w:szCs w:val="20"/>
-              </w:rPr>
-            </w:pPr>
-            <w:r>
-              <w:rPr>
-                <w:rFonts w:ascii="Arial" w:eastAsia="Arial" w:hAnsi="Arial" w:cs="Arial"/>
-                <w:sz w:val="20"/>
-                <w:szCs w:val="20"/>
-              </w:rPr>
-              <w:t xml:space="preserve">Agrícola </w:t>
-            </w:r>
-            <w:proofErr w:type="spellStart"/>
-            <w:r>
-              <w:rPr>
-                <w:rFonts w:ascii="Arial" w:eastAsia="Arial" w:hAnsi="Arial" w:cs="Arial"/>
-                <w:sz w:val="20"/>
-                <w:szCs w:val="20"/>
-              </w:rPr>
-              <w:t>Safco</w:t>
-            </w:r>
-            <w:proofErr w:type="spellEnd"/>
-            <w:r>
-              <w:rPr>
-                <w:rFonts w:ascii="Arial" w:eastAsia="Arial" w:hAnsi="Arial" w:cs="Arial"/>
-                <w:sz w:val="20"/>
-                <w:szCs w:val="20"/>
-              </w:rPr>
-              <w:t xml:space="preserve"> Perú</w:t>
-            </w:r>
-          </w:p>
-        </w:tc>
-        <w:tc>
-          <w:tcPr>
-            <w:tcW w:w="1374" w:type="dxa"/>
-          </w:tcPr>
-          <w:p>
-            <w:pPr>
-              <w:widowControl w:val="0"/>
-              <w:pBdr>
-                <w:top w:val="nil"/>
-                <w:left w:val="nil"/>
-                <w:bottom w:val="nil"/>
-                <w:right w:val="nil"/>
-                <w:between w:val="nil"/>
-              </w:pBdr>
-              <w:spacing w:after="0" w:line="240" w:lineRule="auto"/>
-              <w:rPr>
-                <w:rFonts w:ascii="Arial" w:eastAsia="Arial" w:hAnsi="Arial" w:cs="Arial"/>
-                <w:sz w:val="20"/>
-                <w:szCs w:val="20"/>
-              </w:rPr>
-            </w:pPr>
-            <w:r>
-              <w:rPr>
-                <w:rFonts w:ascii="Arial" w:eastAsia="Arial" w:hAnsi="Arial" w:cs="Arial"/>
-                <w:sz w:val="20"/>
-                <w:szCs w:val="20"/>
-              </w:rPr>
-              <w:t>Ica</w:t>
-            </w:r>
-          </w:p>
-        </w:tc>
-        <w:tc>
-          <w:tcPr>
-            <w:tcW w:w="1374" w:type="dxa"/>
-          </w:tcPr>
-          <w:p>
-            <w:pPr>
-              <w:widowControl w:val="0"/>
-              <w:pBdr>
-                <w:top w:val="nil"/>
-                <w:left w:val="nil"/>
-                <w:bottom w:val="nil"/>
-                <w:right w:val="nil"/>
-                <w:between w:val="nil"/>
-              </w:pBdr>
-              <w:spacing w:after="0" w:line="240" w:lineRule="auto"/>
-              <w:rPr>
-                <w:rFonts w:ascii="Arial" w:eastAsia="Arial" w:hAnsi="Arial" w:cs="Arial"/>
-                <w:sz w:val="20"/>
-                <w:szCs w:val="20"/>
-              </w:rPr>
-            </w:pPr>
-            <w:r>
-              <w:rPr>
-                <w:rFonts w:ascii="Arial" w:eastAsia="Arial" w:hAnsi="Arial" w:cs="Arial"/>
-                <w:sz w:val="20"/>
-                <w:szCs w:val="20"/>
-              </w:rPr>
-              <w:t>Investigación y Desarrollo</w:t>
-            </w:r>
-          </w:p>
-        </w:tc>
-      </w:tr>
-      <w:tr>
-        <w:trPr>
-          <w:trHeight w:val="218"/>
-        </w:trPr>
-        <w:tc>
-          <w:tcPr>
-            <w:tcW w:w="1631" w:type="dxa"/>
-          </w:tcPr>
-          <w:p>
-            <w:pPr>
-              <w:widowControl w:val="0"/>
-              <w:pBdr>
-                <w:top w:val="nil"/>
-                <w:left w:val="nil"/>
-                <w:bottom w:val="nil"/>
-                <w:right w:val="nil"/>
-                <w:between w:val="nil"/>
-              </w:pBdr>
-              <w:spacing w:after="0" w:line="240" w:lineRule="auto"/>
-              <w:rPr>
-                <w:rFonts w:ascii="Arial" w:eastAsia="Arial" w:hAnsi="Arial" w:cs="Arial"/>
-                <w:color w:val="000000"/>
-                <w:sz w:val="20"/>
-                <w:szCs w:val="20"/>
-              </w:rPr>
-            </w:pPr>
-            <w:r>
-              <w:rPr>
-                <w:rFonts w:ascii="Arial" w:eastAsia="Arial" w:hAnsi="Arial" w:cs="Arial"/>
-                <w:color w:val="000000"/>
-                <w:sz w:val="20"/>
-                <w:szCs w:val="20"/>
-              </w:rPr>
-              <w:t xml:space="preserve">Carbajal </w:t>
-            </w:r>
-            <w:proofErr w:type="spellStart"/>
-            <w:r>
-              <w:rPr>
-                <w:rFonts w:ascii="Arial" w:eastAsia="Arial" w:hAnsi="Arial" w:cs="Arial"/>
-                <w:color w:val="000000"/>
-                <w:sz w:val="20"/>
-                <w:szCs w:val="20"/>
-              </w:rPr>
-              <w:t>Chipayo</w:t>
-            </w:r>
-            <w:proofErr w:type="spellEnd"/>
-            <w:r>
-              <w:rPr>
-                <w:rFonts w:ascii="Arial" w:eastAsia="Arial" w:hAnsi="Arial" w:cs="Arial"/>
-                <w:color w:val="000000"/>
-                <w:sz w:val="20"/>
-                <w:szCs w:val="20"/>
-              </w:rPr>
-              <w:t xml:space="preserve"> Junior</w:t>
-            </w:r>
-          </w:p>
-        </w:tc>
-        <w:tc>
-          <w:tcPr>
-            <w:tcW w:w="1346" w:type="dxa"/>
-          </w:tcPr>
-          <w:p>
-            <w:pPr>
-              <w:widowControl w:val="0"/>
-              <w:pBdr>
-                <w:top w:val="nil"/>
-                <w:left w:val="nil"/>
-                <w:bottom w:val="nil"/>
-                <w:right w:val="nil"/>
-                <w:between w:val="nil"/>
-              </w:pBdr>
-              <w:spacing w:after="0" w:line="240" w:lineRule="auto"/>
-              <w:rPr>
-                <w:rFonts w:ascii="Arial" w:eastAsia="Arial" w:hAnsi="Arial" w:cs="Arial"/>
-                <w:color w:val="000000"/>
-                <w:sz w:val="20"/>
-                <w:szCs w:val="20"/>
-              </w:rPr>
-            </w:pPr>
-            <w:r>
-              <w:rPr>
-                <w:rFonts w:ascii="Arial" w:eastAsia="Arial" w:hAnsi="Arial" w:cs="Arial"/>
-                <w:color w:val="000000"/>
-                <w:sz w:val="20"/>
-                <w:szCs w:val="20"/>
-              </w:rPr>
-              <w:t>Biólogo</w:t>
-            </w:r>
-          </w:p>
-        </w:tc>
-        <w:tc>
-          <w:tcPr>
-            <w:tcW w:w="1210" w:type="dxa"/>
-          </w:tcPr>
-          <w:p>
-            <w:pPr>
-              <w:widowControl w:val="0"/>
-              <w:pBdr>
-                <w:top w:val="nil"/>
-                <w:left w:val="nil"/>
-                <w:bottom w:val="nil"/>
-                <w:right w:val="nil"/>
-                <w:between w:val="nil"/>
-              </w:pBdr>
-              <w:spacing w:after="0" w:line="240" w:lineRule="auto"/>
-              <w:rPr>
-                <w:rFonts w:ascii="Arial" w:eastAsia="Arial" w:hAnsi="Arial" w:cs="Arial"/>
-                <w:color w:val="000000"/>
-                <w:sz w:val="20"/>
-                <w:szCs w:val="20"/>
-              </w:rPr>
-            </w:pPr>
-            <w:r>
-              <w:rPr>
-                <w:rFonts w:ascii="Arial" w:eastAsia="Arial" w:hAnsi="Arial" w:cs="Arial"/>
-                <w:color w:val="000000"/>
-                <w:sz w:val="20"/>
-                <w:szCs w:val="20"/>
-              </w:rPr>
-              <w:t>996053817</w:t>
-            </w:r>
-          </w:p>
-        </w:tc>
-        <w:tc>
-          <w:tcPr>
-            <w:tcW w:w="1343" w:type="dxa"/>
-          </w:tcPr>
-          <w:p>
-            <w:pPr>
-              <w:widowControl w:val="0"/>
-              <w:pBdr>
-                <w:top w:val="nil"/>
-                <w:left w:val="nil"/>
-                <w:bottom w:val="nil"/>
-                <w:right w:val="nil"/>
-                <w:between w:val="nil"/>
-              </w:pBdr>
-              <w:spacing w:after="0" w:line="240" w:lineRule="auto"/>
-              <w:rPr>
-                <w:rFonts w:ascii="Arial" w:eastAsia="Arial" w:hAnsi="Arial" w:cs="Arial"/>
-                <w:color w:val="000000"/>
-                <w:sz w:val="20"/>
-                <w:szCs w:val="20"/>
-              </w:rPr>
-            </w:pPr>
-            <w:r>
-              <w:rPr>
-                <w:rFonts w:ascii="Arial" w:eastAsia="Arial" w:hAnsi="Arial" w:cs="Arial"/>
-                <w:color w:val="000000"/>
-                <w:sz w:val="20"/>
-                <w:szCs w:val="20"/>
-              </w:rPr>
-              <w:t>junior.carbajalch@outlook.com</w:t>
-            </w:r>
-          </w:p>
-        </w:tc>
-        <w:tc>
-          <w:tcPr>
-            <w:tcW w:w="1374" w:type="dxa"/>
-          </w:tcPr>
-          <w:p>
-            <w:pPr>
-              <w:widowControl w:val="0"/>
-              <w:pBdr>
-                <w:top w:val="nil"/>
-                <w:left w:val="nil"/>
-                <w:bottom w:val="nil"/>
-                <w:right w:val="nil"/>
-                <w:between w:val="nil"/>
-              </w:pBdr>
-              <w:spacing w:after="0" w:line="240" w:lineRule="auto"/>
-              <w:rPr>
-                <w:rFonts w:ascii="Arial" w:eastAsia="Arial" w:hAnsi="Arial" w:cs="Arial"/>
-                <w:color w:val="000000"/>
-                <w:sz w:val="20"/>
-                <w:szCs w:val="20"/>
-              </w:rPr>
-            </w:pPr>
-            <w:r>
-              <w:rPr>
-                <w:rFonts w:ascii="Arial" w:eastAsia="Arial" w:hAnsi="Arial" w:cs="Arial"/>
-                <w:color w:val="000000"/>
-                <w:sz w:val="20"/>
-                <w:szCs w:val="20"/>
-              </w:rPr>
-              <w:t xml:space="preserve">Micro Red Micaela Bastidas, Red Salud </w:t>
-            </w:r>
-            <w:proofErr w:type="gramStart"/>
-            <w:r>
-              <w:rPr>
-                <w:rFonts w:ascii="Arial" w:eastAsia="Arial" w:hAnsi="Arial" w:cs="Arial"/>
-                <w:color w:val="000000"/>
-                <w:sz w:val="20"/>
-                <w:szCs w:val="20"/>
-              </w:rPr>
-              <w:t>Abancay,  Dirección</w:t>
-            </w:r>
-            <w:proofErr w:type="gramEnd"/>
-            <w:r>
-              <w:rPr>
-                <w:rFonts w:ascii="Arial" w:eastAsia="Arial" w:hAnsi="Arial" w:cs="Arial"/>
-                <w:color w:val="000000"/>
-                <w:sz w:val="20"/>
-                <w:szCs w:val="20"/>
-              </w:rPr>
-              <w:t xml:space="preserve"> Regional de Salud de Apurímac</w:t>
-            </w:r>
-          </w:p>
-        </w:tc>
-        <w:tc>
-          <w:tcPr>
-            <w:tcW w:w="1374" w:type="dxa"/>
-          </w:tcPr>
-          <w:p>
-            <w:pPr>
-              <w:widowControl w:val="0"/>
-              <w:pBdr>
-                <w:top w:val="nil"/>
-                <w:left w:val="nil"/>
-                <w:bottom w:val="nil"/>
-                <w:right w:val="nil"/>
-                <w:between w:val="nil"/>
-              </w:pBdr>
-              <w:spacing w:after="0" w:line="240" w:lineRule="auto"/>
-              <w:rPr>
-                <w:rFonts w:ascii="Arial" w:eastAsia="Arial" w:hAnsi="Arial" w:cs="Arial"/>
-                <w:color w:val="000000"/>
-                <w:sz w:val="20"/>
-                <w:szCs w:val="20"/>
-              </w:rPr>
-            </w:pPr>
-            <w:proofErr w:type="spellStart"/>
-            <w:r>
-              <w:rPr>
-                <w:rFonts w:ascii="Arial" w:eastAsia="Arial" w:hAnsi="Arial" w:cs="Arial"/>
-                <w:color w:val="000000"/>
-                <w:sz w:val="20"/>
-                <w:szCs w:val="20"/>
-              </w:rPr>
-              <w:t>Apurimac</w:t>
-            </w:r>
-            <w:proofErr w:type="spellEnd"/>
-          </w:p>
-        </w:tc>
-        <w:tc>
-          <w:tcPr>
-            <w:tcW w:w="1374" w:type="dxa"/>
-          </w:tcPr>
-          <w:p>
-            <w:pPr>
-              <w:widowControl w:val="0"/>
-              <w:pBdr>
-                <w:top w:val="nil"/>
-                <w:left w:val="nil"/>
-                <w:bottom w:val="nil"/>
-                <w:right w:val="nil"/>
-                <w:between w:val="nil"/>
-              </w:pBdr>
-              <w:spacing w:after="0" w:line="240" w:lineRule="auto"/>
-              <w:rPr>
-                <w:rFonts w:ascii="Arial" w:eastAsia="Arial" w:hAnsi="Arial" w:cs="Arial"/>
-                <w:color w:val="000000"/>
-                <w:sz w:val="20"/>
-                <w:szCs w:val="20"/>
-              </w:rPr>
-            </w:pPr>
-            <w:r>
-              <w:rPr>
-                <w:rFonts w:ascii="Arial" w:eastAsia="Arial" w:hAnsi="Arial" w:cs="Arial"/>
                 <w:color w:val="000000"/>
                 <w:sz w:val="20"/>
                 <w:szCs w:val="20"/>
@@ -4915,7 +4219,7 @@
         </w:rPr>
         <w:t xml:space="preserve">Objetivo de Desarrollo sostenible (ODS) </w:t>
       </w:r>
-      <w:hyperlink r:id="rId8">
+      <w:hyperlink r:id="rId7">
         <w:r>
           <w:rPr>
             <w:rFonts w:ascii="Arial" w:eastAsia="Arial" w:hAnsi="Arial" w:cs="Arial"/>
@@ -4993,7 +4297,7 @@
         </w:rPr>
         <w:t xml:space="preserve">Línea de Investigación (ver </w:t>
       </w:r>
-      <w:hyperlink r:id="rId9">
+      <w:hyperlink r:id="rId8">
         <w:r>
           <w:rPr>
             <w:rFonts w:ascii="Arial" w:eastAsia="Arial" w:hAnsi="Arial" w:cs="Arial"/>
@@ -5048,44 +4352,6 @@
         </w:rPr>
         <w:t>Línea de Investigación: Salud Global</w:t>
       </w:r>
-    </w:p>
-    <w:p>
-      <w:pPr>
-        <w:pBdr>
-          <w:top w:val="nil"/>
-          <w:left w:val="nil"/>
-          <w:bottom w:val="nil"/>
-          <w:right w:val="nil"/>
-          <w:between w:val="nil"/>
-        </w:pBdr>
-        <w:spacing w:after="0"/>
-        <w:ind w:left="720"/>
-        <w:rPr>
-          <w:rFonts w:ascii="Arial" w:eastAsia="Arial" w:hAnsi="Arial" w:cs="Arial"/>
-          <w:color w:val="000000"/>
-          <w:sz w:val="24"/>
-          <w:szCs w:val="24"/>
-        </w:rPr>
-      </w:pPr>
-    </w:p>
-    <w:p>
-      <w:pPr>
-        <w:pBdr>
-          <w:top w:val="nil"/>
-          <w:left w:val="nil"/>
-          <w:bottom w:val="nil"/>
-          <w:right w:val="nil"/>
-          <w:between w:val="nil"/>
-        </w:pBdr>
-        <w:spacing w:after="0"/>
-        <w:ind w:left="720"/>
-        <w:rPr>
-          <w:rFonts w:ascii="Arial" w:eastAsia="Arial" w:hAnsi="Arial" w:cs="Arial"/>
-          <w:color w:val="000000"/>
-          <w:sz w:val="24"/>
-          <w:szCs w:val="24"/>
-        </w:rPr>
-      </w:pPr>
     </w:p>
     <w:p>
       <w:pPr>
@@ -5328,7 +4594,18 @@
                 <w:sz w:val="20"/>
                 <w:szCs w:val="20"/>
               </w:rPr>
-              <w:t xml:space="preserve"> actualizado</w:t>
+              <w:t xml:space="preserve"> actualizad</w:t>
+            </w:r>
+            <w:r>
+              <w:rPr>
+                <w:rFonts w:ascii="Arial" w:eastAsia="Arial" w:hAnsi="Arial" w:cs="Arial"/>
+                <w:b/>
+                <w:color w:val="000000"/>
+                <w:sz w:val="20"/>
+                <w:szCs w:val="20"/>
+              </w:rPr>
+              <w:lastRenderedPageBreak/>
+              <w:t>o</w:t>
             </w:r>
             <w:r>
               <w:rPr>
@@ -5385,6 +4662,7 @@
                 <w:sz w:val="20"/>
                 <w:szCs w:val="20"/>
               </w:rPr>
+              <w:lastRenderedPageBreak/>
               <w:t>Número de ORCID</w:t>
             </w:r>
             <w:r>
@@ -5406,7 +4684,18 @@
                 <w:sz w:val="20"/>
                 <w:szCs w:val="20"/>
               </w:rPr>
-              <w:t xml:space="preserve"> (todos deben contar con su número ORCID)</w:t>
+              <w:t xml:space="preserve"> </w:t>
+            </w:r>
+            <w:r>
+              <w:rPr>
+                <w:rFonts w:ascii="Arial" w:eastAsia="Arial" w:hAnsi="Arial" w:cs="Arial"/>
+                <w:b/>
+                <w:color w:val="000000"/>
+                <w:sz w:val="20"/>
+                <w:szCs w:val="20"/>
+              </w:rPr>
+              <w:lastRenderedPageBreak/>
+              <w:t>(todos deben contar con su número ORCID)</w:t>
             </w:r>
           </w:p>
         </w:tc>
@@ -5442,7 +4731,19 @@
                 <w:sz w:val="20"/>
                 <w:szCs w:val="20"/>
               </w:rPr>
-              <w:t>Breve experiencia del investigador (máx. 300 caracteres incluido espacios)</w:t>
+              <w:lastRenderedPageBreak/>
+              <w:t xml:space="preserve">Breve experiencia del investigador (máx. 300 caracteres incluido </w:t>
+            </w:r>
+            <w:r>
+              <w:rPr>
+                <w:rFonts w:ascii="Arial" w:eastAsia="Arial" w:hAnsi="Arial" w:cs="Arial"/>
+                <w:b/>
+                <w:color w:val="000000"/>
+                <w:sz w:val="20"/>
+                <w:szCs w:val="20"/>
+              </w:rPr>
+              <w:lastRenderedPageBreak/>
+              <w:t>espacios)</w:t>
             </w:r>
           </w:p>
         </w:tc>
@@ -5478,6 +4779,7 @@
                 <w:sz w:val="20"/>
                 <w:szCs w:val="20"/>
               </w:rPr>
+              <w:lastRenderedPageBreak/>
               <w:t xml:space="preserve">Rol en el proyecto de investigación </w:t>
             </w:r>
           </w:p>
@@ -5509,7 +4811,18 @@
                 <w:sz w:val="16"/>
                 <w:szCs w:val="16"/>
               </w:rPr>
-              <w:t>(Máx. 50 caracteres incluido espacios. En caso de estudiantes, indicar si participarán como tesistas en el estudio)</w:t>
+              <w:t xml:space="preserve">(Máx. 50 caracteres incluido </w:t>
+            </w:r>
+            <w:r>
+              <w:rPr>
+                <w:rFonts w:ascii="Arial" w:eastAsia="Arial" w:hAnsi="Arial" w:cs="Arial"/>
+                <w:b/>
+                <w:color w:val="000000"/>
+                <w:sz w:val="16"/>
+                <w:szCs w:val="16"/>
+              </w:rPr>
+              <w:lastRenderedPageBreak/>
+              <w:t>espacios. En caso de estudiantes, indicar si participarán como tesistas en el estudio)</w:t>
             </w:r>
           </w:p>
         </w:tc>
@@ -5547,6 +4860,7 @@
                 <w:sz w:val="20"/>
                 <w:szCs w:val="20"/>
               </w:rPr>
+              <w:lastRenderedPageBreak/>
               <w:t xml:space="preserve">Llanto </w:t>
             </w:r>
             <w:proofErr w:type="spellStart"/>
@@ -6140,20 +5454,28 @@
               <w:spacing w:after="0" w:line="240" w:lineRule="auto"/>
               <w:rPr>
                 <w:rFonts w:ascii="Arial" w:eastAsia="Arial" w:hAnsi="Arial" w:cs="Arial"/>
-                <w:color w:val="000000"/>
-                <w:sz w:val="20"/>
-                <w:szCs w:val="20"/>
-              </w:rPr>
-            </w:pPr>
-            <w:r>
-              <w:rPr>
-                <w:rFonts w:ascii="Arial" w:eastAsia="Arial" w:hAnsi="Arial" w:cs="Arial"/>
-                <w:color w:val="000000"/>
-                <w:sz w:val="20"/>
-                <w:szCs w:val="20"/>
-              </w:rPr>
-              <w:t xml:space="preserve">Carhuamaca Ramos Cesar Augusto </w:t>
-            </w:r>
+                <w:sz w:val="20"/>
+                <w:szCs w:val="20"/>
+              </w:rPr>
+            </w:pPr>
+            <w:r>
+              <w:rPr>
+                <w:rFonts w:ascii="Arial" w:eastAsia="Arial" w:hAnsi="Arial" w:cs="Arial"/>
+                <w:sz w:val="20"/>
+                <w:szCs w:val="20"/>
+              </w:rPr>
+              <w:t xml:space="preserve">Pilco Ferreto, </w:t>
+            </w:r>
+            <w:proofErr w:type="spellStart"/>
+            <w:r>
+              <w:rPr>
+                <w:rFonts w:ascii="Arial" w:eastAsia="Arial" w:hAnsi="Arial" w:cs="Arial"/>
+                <w:sz w:val="20"/>
+                <w:szCs w:val="20"/>
+              </w:rPr>
+              <w:t>Nesstor</w:t>
+            </w:r>
+            <w:proofErr w:type="spellEnd"/>
           </w:p>
         </w:tc>
         <w:tc>
@@ -6173,18 +5495,17 @@
               <w:spacing w:after="0" w:line="240" w:lineRule="auto"/>
               <w:rPr>
                 <w:rFonts w:ascii="Arial" w:eastAsia="Arial" w:hAnsi="Arial" w:cs="Arial"/>
-                <w:color w:val="000000"/>
-                <w:sz w:val="20"/>
-                <w:szCs w:val="20"/>
-              </w:rPr>
-            </w:pPr>
-            <w:r>
-              <w:rPr>
-                <w:rFonts w:ascii="Arial" w:eastAsia="Arial" w:hAnsi="Arial" w:cs="Arial"/>
-                <w:sz w:val="20"/>
-                <w:szCs w:val="20"/>
-              </w:rPr>
-              <w:t>https://ctivitae.concytec.gob.pe/appDirectorioCTI/VerDatosInvestigador.do?id_investigador=401238</w:t>
+                <w:sz w:val="20"/>
+                <w:szCs w:val="20"/>
+              </w:rPr>
+            </w:pPr>
+            <w:r>
+              <w:rPr>
+                <w:rFonts w:ascii="Arial" w:eastAsia="Arial" w:hAnsi="Arial" w:cs="Arial"/>
+                <w:sz w:val="20"/>
+                <w:szCs w:val="20"/>
+              </w:rPr>
+              <w:t>https://ctivitae.concytec.gob.pe/appDirectorioCTI/VerDatosInvestigador.do?id_investigador=53285</w:t>
             </w:r>
           </w:p>
         </w:tc>
@@ -6205,18 +5526,17 @@
               <w:spacing w:after="0" w:line="240" w:lineRule="auto"/>
               <w:rPr>
                 <w:rFonts w:ascii="Arial" w:eastAsia="Arial" w:hAnsi="Arial" w:cs="Arial"/>
-                <w:color w:val="000000"/>
-                <w:sz w:val="20"/>
-                <w:szCs w:val="20"/>
-              </w:rPr>
-            </w:pPr>
-            <w:r>
-              <w:rPr>
-                <w:rFonts w:ascii="Arial" w:eastAsia="Arial" w:hAnsi="Arial" w:cs="Arial"/>
-                <w:sz w:val="20"/>
-                <w:szCs w:val="20"/>
-              </w:rPr>
-              <w:t>0009-0006-7586-3849</w:t>
+                <w:sz w:val="20"/>
+                <w:szCs w:val="20"/>
+              </w:rPr>
+            </w:pPr>
+            <w:r>
+              <w:rPr>
+                <w:rFonts w:ascii="Arial" w:eastAsia="Arial" w:hAnsi="Arial" w:cs="Arial"/>
+                <w:sz w:val="20"/>
+                <w:szCs w:val="20"/>
+              </w:rPr>
+              <w:t>0000-0003-4942-6363</w:t>
             </w:r>
           </w:p>
         </w:tc>
@@ -6237,19 +5557,17 @@
               <w:spacing w:after="0" w:line="240" w:lineRule="auto"/>
               <w:rPr>
                 <w:rFonts w:ascii="Arial" w:eastAsia="Arial" w:hAnsi="Arial" w:cs="Arial"/>
-                <w:color w:val="000000"/>
-                <w:sz w:val="20"/>
-                <w:szCs w:val="20"/>
-              </w:rPr>
-            </w:pPr>
-            <w:r>
-              <w:rPr>
-                <w:rFonts w:ascii="Arial" w:eastAsia="Arial" w:hAnsi="Arial" w:cs="Arial"/>
-                <w:color w:val="000000"/>
-                <w:sz w:val="20"/>
-                <w:szCs w:val="20"/>
-              </w:rPr>
-              <w:t>Estudiante de biología de la Universidad Nacional San Luis Gonzaga. Tiene experiencia en metodología de la investigación y ha desarrollado habilidades técnicas en investigación.</w:t>
+                <w:sz w:val="20"/>
+                <w:szCs w:val="20"/>
+              </w:rPr>
+            </w:pPr>
+            <w:r>
+              <w:rPr>
+                <w:rFonts w:ascii="Arial" w:eastAsia="Arial" w:hAnsi="Arial" w:cs="Arial"/>
+                <w:sz w:val="20"/>
+                <w:szCs w:val="20"/>
+              </w:rPr>
+              <w:t>Biólogo Microbiólogo egresado del doctorado de Ciencias: Salud Pública; por la Universidad Nacional de San Agustín de Arequipa, con experiencia en publicaciones en salud pública y educación en salud.</w:t>
             </w:r>
           </w:p>
         </w:tc>
@@ -6270,19 +5588,17 @@
               <w:spacing w:after="0" w:line="240" w:lineRule="auto"/>
               <w:rPr>
                 <w:rFonts w:ascii="Arial" w:eastAsia="Arial" w:hAnsi="Arial" w:cs="Arial"/>
-                <w:color w:val="000000"/>
-                <w:sz w:val="20"/>
-                <w:szCs w:val="20"/>
-              </w:rPr>
-            </w:pPr>
-            <w:r>
-              <w:rPr>
-                <w:rFonts w:ascii="Arial" w:eastAsia="Arial" w:hAnsi="Arial" w:cs="Arial"/>
-                <w:color w:val="000000"/>
-                <w:sz w:val="20"/>
-                <w:szCs w:val="20"/>
-              </w:rPr>
-              <w:t>Metodología, curación de datos, análisis estadístico, redacción</w:t>
+                <w:sz w:val="20"/>
+                <w:szCs w:val="20"/>
+              </w:rPr>
+            </w:pPr>
+            <w:r>
+              <w:rPr>
+                <w:rFonts w:ascii="Arial" w:eastAsia="Arial" w:hAnsi="Arial" w:cs="Arial"/>
+                <w:sz w:val="20"/>
+                <w:szCs w:val="20"/>
+              </w:rPr>
+              <w:t>Conceptualización, metodología, análisis estadístico, redacción, administración del proyecto.</w:t>
             </w:r>
           </w:p>
         </w:tc>
@@ -6313,14 +5629,23 @@
                 <w:szCs w:val="20"/>
               </w:rPr>
             </w:pPr>
-            <w:r>
-              <w:rPr>
-                <w:rFonts w:ascii="Arial" w:eastAsia="Arial" w:hAnsi="Arial" w:cs="Arial"/>
-                <w:color w:val="000000"/>
-                <w:sz w:val="20"/>
-                <w:szCs w:val="20"/>
-              </w:rPr>
-              <w:t>Pinto Oblitas Joseph Arturo</w:t>
+            <w:proofErr w:type="spellStart"/>
+            <w:r>
+              <w:rPr>
+                <w:rFonts w:ascii="Arial" w:eastAsia="Arial" w:hAnsi="Arial" w:cs="Arial"/>
+                <w:sz w:val="20"/>
+                <w:szCs w:val="20"/>
+              </w:rPr>
+              <w:t>Ballon</w:t>
+            </w:r>
+            <w:proofErr w:type="spellEnd"/>
+            <w:r>
+              <w:rPr>
+                <w:rFonts w:ascii="Arial" w:eastAsia="Arial" w:hAnsi="Arial" w:cs="Arial"/>
+                <w:sz w:val="20"/>
+                <w:szCs w:val="20"/>
+              </w:rPr>
+              <w:t xml:space="preserve"> Salcedo Carlos Enrique</w:t>
             </w:r>
           </w:p>
         </w:tc>
@@ -6341,26 +5666,18 @@
               <w:spacing w:after="0" w:line="240" w:lineRule="auto"/>
               <w:rPr>
                 <w:rFonts w:ascii="Arial" w:eastAsia="Arial" w:hAnsi="Arial" w:cs="Arial"/>
-                <w:sz w:val="20"/>
-                <w:szCs w:val="20"/>
-              </w:rPr>
-            </w:pPr>
-            <w:r>
-              <w:rPr>
-                <w:rFonts w:ascii="Arial" w:eastAsia="Arial" w:hAnsi="Arial" w:cs="Arial"/>
-                <w:sz w:val="20"/>
-                <w:szCs w:val="20"/>
-              </w:rPr>
-              <w:t>https://dina.concytec.gob.</w:t>
-            </w:r>
-            <w:r>
-              <w:rPr>
-                <w:rFonts w:ascii="Arial" w:eastAsia="Arial" w:hAnsi="Arial" w:cs="Arial"/>
-                <w:sz w:val="20"/>
-                <w:szCs w:val="20"/>
-              </w:rPr>
-              <w:lastRenderedPageBreak/>
-              <w:t>pe/appDirectorioCTI/VerDatosInvestigador.do?id_investigador=14193</w:t>
+                <w:color w:val="000000"/>
+                <w:sz w:val="20"/>
+                <w:szCs w:val="20"/>
+              </w:rPr>
+            </w:pPr>
+            <w:r>
+              <w:rPr>
+                <w:rFonts w:ascii="Arial" w:eastAsia="Arial" w:hAnsi="Arial" w:cs="Arial"/>
+                <w:sz w:val="20"/>
+                <w:szCs w:val="20"/>
+              </w:rPr>
+              <w:t>https://ctivitae.concytec.gob.pe/appDirectorioCTI/VerDatosInvestigador.do?id_investigador=72190</w:t>
             </w:r>
           </w:p>
         </w:tc>
@@ -6381,27 +5698,18 @@
               <w:spacing w:after="0" w:line="240" w:lineRule="auto"/>
               <w:rPr>
                 <w:rFonts w:ascii="Arial" w:eastAsia="Arial" w:hAnsi="Arial" w:cs="Arial"/>
-                <w:sz w:val="20"/>
-                <w:szCs w:val="20"/>
-              </w:rPr>
-            </w:pPr>
-            <w:r>
-              <w:rPr>
-                <w:rFonts w:ascii="Arial" w:eastAsia="Arial" w:hAnsi="Arial" w:cs="Arial"/>
-                <w:sz w:val="20"/>
-                <w:szCs w:val="20"/>
-              </w:rPr>
-              <w:lastRenderedPageBreak/>
-              <w:t>0000-0002-</w:t>
-            </w:r>
-            <w:r>
-              <w:rPr>
-                <w:rFonts w:ascii="Arial" w:eastAsia="Arial" w:hAnsi="Arial" w:cs="Arial"/>
-                <w:sz w:val="20"/>
-                <w:szCs w:val="20"/>
-              </w:rPr>
-              <w:lastRenderedPageBreak/>
-              <w:t>7744-1635</w:t>
+                <w:color w:val="000000"/>
+                <w:sz w:val="20"/>
+                <w:szCs w:val="20"/>
+              </w:rPr>
+            </w:pPr>
+            <w:r>
+              <w:rPr>
+                <w:rFonts w:ascii="Arial" w:eastAsia="Arial" w:hAnsi="Arial" w:cs="Arial"/>
+                <w:sz w:val="20"/>
+                <w:szCs w:val="20"/>
+              </w:rPr>
+              <w:t>0000-0002-9794-0968</w:t>
             </w:r>
           </w:p>
         </w:tc>
@@ -6430,22 +5738,10 @@
             <w:r>
               <w:rPr>
                 <w:rFonts w:ascii="Arial" w:eastAsia="Arial" w:hAnsi="Arial" w:cs="Arial"/>
-                <w:color w:val="000000"/>
-                <w:sz w:val="20"/>
-                <w:szCs w:val="20"/>
-              </w:rPr>
-              <w:lastRenderedPageBreak/>
-              <w:t xml:space="preserve">Biólogo especialista en el diseño y conducción de </w:t>
-            </w:r>
-            <w:r>
-              <w:rPr>
-                <w:rFonts w:ascii="Arial" w:eastAsia="Arial" w:hAnsi="Arial" w:cs="Arial"/>
-                <w:color w:val="000000"/>
-                <w:sz w:val="20"/>
-                <w:szCs w:val="20"/>
-              </w:rPr>
-              <w:lastRenderedPageBreak/>
-              <w:t xml:space="preserve">estudios científicos. Ha publicado artículos en oncología traslacional y biomarcadores del cáncer. </w:t>
+                <w:sz w:val="20"/>
+                <w:szCs w:val="20"/>
+              </w:rPr>
+              <w:t xml:space="preserve">Nutricionista con experiencia en investigación básica, particularmente en epidemiología nutricional y bioquímica de los alimentos/bromatología </w:t>
             </w:r>
           </w:p>
         </w:tc>
@@ -6477,17 +5773,15 @@
                 <w:sz w:val="20"/>
                 <w:szCs w:val="20"/>
               </w:rPr>
-              <w:lastRenderedPageBreak/>
-              <w:t xml:space="preserve">Conceptualización, metodología, redacción, </w:t>
-            </w:r>
-            <w:r>
-              <w:rPr>
-                <w:rFonts w:ascii="Arial" w:eastAsia="Arial" w:hAnsi="Arial" w:cs="Arial"/>
-                <w:sz w:val="20"/>
-                <w:szCs w:val="20"/>
-              </w:rPr>
-              <w:lastRenderedPageBreak/>
-              <w:t>administración del proyecto.</w:t>
+              <w:t xml:space="preserve">Conceptualización, </w:t>
+            </w:r>
+            <w:r>
+              <w:rPr>
+                <w:rFonts w:ascii="Arial" w:eastAsia="Arial" w:hAnsi="Arial" w:cs="Arial"/>
+                <w:sz w:val="20"/>
+                <w:szCs w:val="20"/>
+              </w:rPr>
+              <w:t>Análisis estadístico (modelamiento y web) y redacción</w:t>
             </w:r>
           </w:p>
         </w:tc>
@@ -6513,29 +5807,40 @@
               <w:spacing w:after="0" w:line="240" w:lineRule="auto"/>
               <w:rPr>
                 <w:rFonts w:ascii="Arial" w:eastAsia="Arial" w:hAnsi="Arial" w:cs="Arial"/>
-                <w:sz w:val="20"/>
-                <w:szCs w:val="20"/>
-              </w:rPr>
-            </w:pPr>
-            <w:r>
-              <w:rPr>
-                <w:rFonts w:ascii="Arial" w:eastAsia="Arial" w:hAnsi="Arial" w:cs="Arial"/>
-                <w:sz w:val="20"/>
-                <w:szCs w:val="20"/>
-              </w:rPr>
-              <w:lastRenderedPageBreak/>
-              <w:t xml:space="preserve">Pilco Ferreto, </w:t>
+                <w:color w:val="000000"/>
+                <w:sz w:val="20"/>
+                <w:szCs w:val="20"/>
+              </w:rPr>
+            </w:pPr>
+            <w:r>
+              <w:rPr>
+                <w:rFonts w:ascii="Arial" w:eastAsia="Arial" w:hAnsi="Arial" w:cs="Arial"/>
+                <w:color w:val="000000"/>
+                <w:sz w:val="20"/>
+                <w:szCs w:val="20"/>
+              </w:rPr>
+              <w:t xml:space="preserve">Carbajal </w:t>
             </w:r>
             <w:proofErr w:type="spellStart"/>
             <w:r>
               <w:rPr>
                 <w:rFonts w:ascii="Arial" w:eastAsia="Arial" w:hAnsi="Arial" w:cs="Arial"/>
-                <w:sz w:val="20"/>
-                <w:szCs w:val="20"/>
-              </w:rPr>
-              <w:t>Nesstor</w:t>
+                <w:color w:val="000000"/>
+                <w:sz w:val="20"/>
+                <w:szCs w:val="20"/>
+              </w:rPr>
+              <w:t>Chipayo</w:t>
             </w:r>
             <w:proofErr w:type="spellEnd"/>
+            <w:r>
+              <w:rPr>
+                <w:rFonts w:ascii="Arial" w:eastAsia="Arial" w:hAnsi="Arial" w:cs="Arial"/>
+                <w:color w:val="000000"/>
+                <w:sz w:val="20"/>
+                <w:szCs w:val="20"/>
+              </w:rPr>
+              <w:t xml:space="preserve"> Junior</w:t>
+            </w:r>
           </w:p>
         </w:tc>
         <w:tc>
@@ -6555,17 +5860,27 @@
               <w:spacing w:after="0" w:line="240" w:lineRule="auto"/>
               <w:rPr>
                 <w:rFonts w:ascii="Arial" w:eastAsia="Arial" w:hAnsi="Arial" w:cs="Arial"/>
-                <w:sz w:val="20"/>
-                <w:szCs w:val="20"/>
-              </w:rPr>
-            </w:pPr>
-            <w:r>
-              <w:rPr>
-                <w:rFonts w:ascii="Arial" w:eastAsia="Arial" w:hAnsi="Arial" w:cs="Arial"/>
-                <w:sz w:val="20"/>
-                <w:szCs w:val="20"/>
-              </w:rPr>
-              <w:t>https://ctivitae.concytec.gob.pe/appDirectorioCTI/VerDatosInvestigador.do?id_investigador=53285</w:t>
+                <w:color w:val="000000"/>
+                <w:sz w:val="20"/>
+                <w:szCs w:val="20"/>
+              </w:rPr>
+            </w:pPr>
+            <w:r>
+              <w:rPr>
+                <w:rFonts w:ascii="Arial" w:eastAsia="Arial" w:hAnsi="Arial" w:cs="Arial"/>
+                <w:sz w:val="20"/>
+                <w:szCs w:val="20"/>
+              </w:rPr>
+              <w:t>https://ctivitae.concytec.gob.pe/appDir</w:t>
+            </w:r>
+            <w:r>
+              <w:rPr>
+                <w:rFonts w:ascii="Arial" w:eastAsia="Arial" w:hAnsi="Arial" w:cs="Arial"/>
+                <w:sz w:val="20"/>
+                <w:szCs w:val="20"/>
+              </w:rPr>
+              <w:lastRenderedPageBreak/>
+              <w:t>ectorioCTI/VerDatosInvestigador.do?id_investigador=230420</w:t>
             </w:r>
           </w:p>
         </w:tc>
@@ -6586,17 +5901,19 @@
               <w:spacing w:after="0" w:line="240" w:lineRule="auto"/>
               <w:rPr>
                 <w:rFonts w:ascii="Arial" w:eastAsia="Arial" w:hAnsi="Arial" w:cs="Arial"/>
-                <w:sz w:val="20"/>
-                <w:szCs w:val="20"/>
-              </w:rPr>
-            </w:pPr>
-            <w:r>
-              <w:rPr>
-                <w:rFonts w:ascii="Arial" w:eastAsia="Arial" w:hAnsi="Arial" w:cs="Arial"/>
-                <w:sz w:val="20"/>
-                <w:szCs w:val="20"/>
-              </w:rPr>
-              <w:t>0000-0003-4942-6363</w:t>
+                <w:color w:val="000000"/>
+                <w:sz w:val="20"/>
+                <w:szCs w:val="20"/>
+              </w:rPr>
+            </w:pPr>
+            <w:r>
+              <w:rPr>
+                <w:rFonts w:ascii="Arial" w:eastAsia="Arial" w:hAnsi="Arial" w:cs="Arial"/>
+                <w:sz w:val="20"/>
+                <w:szCs w:val="20"/>
+              </w:rPr>
+              <w:lastRenderedPageBreak/>
+              <w:t>0000-0002-2301-788X</w:t>
             </w:r>
           </w:p>
         </w:tc>
@@ -6627,14 +5944,25 @@
                 <w:sz w:val="20"/>
                 <w:szCs w:val="20"/>
               </w:rPr>
-              <w:t>Biólogo Microbiólogo egresado del doctorado de Ciencias: Salud Pública; por la Universidad Nacional de San Agustín de Arequipa, con experiencia en publicaciones en salud pública y educación en salud.</w:t>
-            </w:r>
-          </w:p>
-        </w:tc>
-        <w:tc>
-          <w:tcPr>
-            <w:tcW w:w="2519" w:type="dxa"/>
-          </w:tcPr>
+              <w:t xml:space="preserve">Biólogo </w:t>
+            </w:r>
+            <w:r>
+              <w:rPr>
+                <w:rFonts w:ascii="Arial" w:eastAsia="Arial" w:hAnsi="Arial" w:cs="Arial"/>
+                <w:sz w:val="20"/>
+                <w:szCs w:val="20"/>
+              </w:rPr>
+              <w:t xml:space="preserve">egresado </w:t>
+            </w:r>
+            <w:r>
+              <w:rPr>
+                <w:rFonts w:ascii="Arial" w:eastAsia="Arial" w:hAnsi="Arial" w:cs="Arial"/>
+                <w:sz w:val="20"/>
+                <w:szCs w:val="20"/>
+              </w:rPr>
+              <w:t>de la Universidad San Luis Gonzaga de Ica.</w:t>
+            </w:r>
+          </w:p>
           <w:p>
             <w:pPr>
               <w:widowControl w:val="0"/>
@@ -6648,28 +5976,25 @@
               <w:spacing w:after="0" w:line="240" w:lineRule="auto"/>
               <w:rPr>
                 <w:rFonts w:ascii="Arial" w:eastAsia="Arial" w:hAnsi="Arial" w:cs="Arial"/>
-                <w:sz w:val="20"/>
-                <w:szCs w:val="20"/>
-              </w:rPr>
-            </w:pPr>
-            <w:r>
-              <w:rPr>
-                <w:rFonts w:ascii="Arial" w:eastAsia="Arial" w:hAnsi="Arial" w:cs="Arial"/>
-                <w:sz w:val="20"/>
-                <w:szCs w:val="20"/>
-              </w:rPr>
-              <w:t>Conceptualización, metodología, análisis estadístico, redacción, administración del proyecto.</w:t>
-            </w:r>
-          </w:p>
-        </w:tc>
-      </w:tr>
-      <w:tr>
-        <w:trPr>
-          <w:trHeight w:val="190"/>
-        </w:trPr>
-        <w:tc>
-          <w:tcPr>
-            <w:tcW w:w="1953" w:type="dxa"/>
+                <w:color w:val="000000"/>
+                <w:sz w:val="20"/>
+                <w:szCs w:val="20"/>
+              </w:rPr>
+            </w:pPr>
+            <w:r>
+              <w:rPr>
+                <w:rFonts w:ascii="Arial" w:eastAsia="Arial" w:hAnsi="Arial" w:cs="Arial"/>
+                <w:sz w:val="20"/>
+                <w:szCs w:val="20"/>
+              </w:rPr>
+              <w:lastRenderedPageBreak/>
+              <w:t xml:space="preserve">Ha llevado a cabo investigaciones en los campos de la genómica y la epidemiología del cáncer gástrico y pulmonar.  </w:t>
+            </w:r>
+          </w:p>
+        </w:tc>
+        <w:tc>
+          <w:tcPr>
+            <w:tcW w:w="2519" w:type="dxa"/>
           </w:tcPr>
           <w:p>
             <w:pPr>
@@ -6689,29 +6014,34 @@
                 <w:szCs w:val="20"/>
               </w:rPr>
             </w:pPr>
-            <w:proofErr w:type="spellStart"/>
-            <w:r>
-              <w:rPr>
-                <w:rFonts w:ascii="Arial" w:eastAsia="Arial" w:hAnsi="Arial" w:cs="Arial"/>
-                <w:sz w:val="20"/>
-                <w:szCs w:val="20"/>
-              </w:rPr>
-              <w:t>Ballon</w:t>
-            </w:r>
-            <w:proofErr w:type="spellEnd"/>
-            <w:r>
-              <w:rPr>
-                <w:rFonts w:ascii="Arial" w:eastAsia="Arial" w:hAnsi="Arial" w:cs="Arial"/>
-                <w:sz w:val="20"/>
-                <w:szCs w:val="20"/>
-              </w:rPr>
-              <w:t xml:space="preserve"> Salcedo Carlos Enrique</w:t>
-            </w:r>
-          </w:p>
-        </w:tc>
-        <w:tc>
-          <w:tcPr>
-            <w:tcW w:w="1308" w:type="dxa"/>
+            <w:r>
+              <w:rPr>
+                <w:rFonts w:ascii="Arial" w:eastAsia="Arial" w:hAnsi="Arial" w:cs="Arial"/>
+                <w:sz w:val="20"/>
+                <w:szCs w:val="20"/>
+              </w:rPr>
+              <w:lastRenderedPageBreak/>
+              <w:t xml:space="preserve">Recolección de datos, Metodología, análisis estadístico, redacción, </w:t>
+            </w:r>
+            <w:r>
+              <w:rPr>
+                <w:rFonts w:ascii="Arial" w:eastAsia="Arial" w:hAnsi="Arial" w:cs="Arial"/>
+                <w:sz w:val="20"/>
+                <w:szCs w:val="20"/>
+              </w:rPr>
+              <w:lastRenderedPageBreak/>
+              <w:t>administración del proyecto.</w:t>
+            </w:r>
+          </w:p>
+        </w:tc>
+      </w:tr>
+      <w:tr>
+        <w:trPr>
+          <w:trHeight w:val="190"/>
+        </w:trPr>
+        <w:tc>
+          <w:tcPr>
+            <w:tcW w:w="1953" w:type="dxa"/>
           </w:tcPr>
           <w:p>
             <w:pPr>
@@ -6737,567 +6067,7 @@
                 <w:sz w:val="20"/>
                 <w:szCs w:val="20"/>
               </w:rPr>
-              <w:t>https://ctivitae.concytec.gob.pe/appDirectorioCTI/VerDatosInvestigador.do?id_investigador=72190</w:t>
-            </w:r>
-          </w:p>
-        </w:tc>
-        <w:tc>
-          <w:tcPr>
-            <w:tcW w:w="1134" w:type="dxa"/>
-          </w:tcPr>
-          <w:p>
-            <w:pPr>
-              <w:widowControl w:val="0"/>
-              <w:pBdr>
-                <w:top w:val="nil"/>
-                <w:left w:val="nil"/>
-                <w:bottom w:val="nil"/>
-                <w:right w:val="nil"/>
-                <w:between w:val="nil"/>
-              </w:pBdr>
-              <w:spacing w:after="0" w:line="240" w:lineRule="auto"/>
-              <w:rPr>
-                <w:rFonts w:ascii="Arial" w:eastAsia="Arial" w:hAnsi="Arial" w:cs="Arial"/>
-                <w:color w:val="000000"/>
-                <w:sz w:val="20"/>
-                <w:szCs w:val="20"/>
-              </w:rPr>
-            </w:pPr>
-            <w:r>
-              <w:rPr>
-                <w:rFonts w:ascii="Arial" w:eastAsia="Arial" w:hAnsi="Arial" w:cs="Arial"/>
-                <w:sz w:val="20"/>
-                <w:szCs w:val="20"/>
-              </w:rPr>
-              <w:t>0000-0002-9794-0968</w:t>
-            </w:r>
-          </w:p>
-        </w:tc>
-        <w:tc>
-          <w:tcPr>
-            <w:tcW w:w="2551" w:type="dxa"/>
-          </w:tcPr>
-          <w:p>
-            <w:pPr>
-              <w:widowControl w:val="0"/>
-              <w:pBdr>
-                <w:top w:val="nil"/>
-                <w:left w:val="nil"/>
-                <w:bottom w:val="nil"/>
-                <w:right w:val="nil"/>
-                <w:between w:val="nil"/>
-              </w:pBdr>
-              <w:spacing w:after="0" w:line="240" w:lineRule="auto"/>
-              <w:rPr>
-                <w:rFonts w:ascii="Arial" w:eastAsia="Arial" w:hAnsi="Arial" w:cs="Arial"/>
-                <w:color w:val="000000"/>
-                <w:sz w:val="20"/>
-                <w:szCs w:val="20"/>
-              </w:rPr>
-            </w:pPr>
-            <w:r>
-              <w:rPr>
-                <w:rFonts w:ascii="Arial" w:eastAsia="Arial" w:hAnsi="Arial" w:cs="Arial"/>
-                <w:sz w:val="20"/>
-                <w:szCs w:val="20"/>
-              </w:rPr>
-              <w:t xml:space="preserve">Nutricionista con experiencia en investigación básica, particularmente en epidemiología nutricional y bioquímica de los alimentos/bromatología </w:t>
-            </w:r>
-          </w:p>
-        </w:tc>
-        <w:tc>
-          <w:tcPr>
-            <w:tcW w:w="2519" w:type="dxa"/>
-          </w:tcPr>
-          <w:p>
-            <w:pPr>
-              <w:widowControl w:val="0"/>
-              <w:pBdr>
-                <w:top w:val="nil"/>
-                <w:left w:val="nil"/>
-                <w:bottom w:val="nil"/>
-                <w:right w:val="nil"/>
-                <w:between w:val="nil"/>
-              </w:pBdr>
-              <w:spacing w:after="0" w:line="240" w:lineRule="auto"/>
-              <w:rPr>
-                <w:rFonts w:ascii="Arial" w:eastAsia="Arial" w:hAnsi="Arial" w:cs="Arial"/>
-                <w:color w:val="000000"/>
-                <w:sz w:val="20"/>
-                <w:szCs w:val="20"/>
-              </w:rPr>
-            </w:pPr>
-            <w:r>
-              <w:rPr>
-                <w:rFonts w:ascii="Arial" w:eastAsia="Arial" w:hAnsi="Arial" w:cs="Arial"/>
-                <w:sz w:val="20"/>
-                <w:szCs w:val="20"/>
-              </w:rPr>
-              <w:t xml:space="preserve">Conceptualización, </w:t>
-            </w:r>
-            <w:r>
-              <w:rPr>
-                <w:rFonts w:ascii="Arial" w:eastAsia="Arial" w:hAnsi="Arial" w:cs="Arial"/>
-                <w:sz w:val="20"/>
-                <w:szCs w:val="20"/>
-              </w:rPr>
-              <w:t>Análisis estadístico (modelamiento y web) y redacción</w:t>
-            </w:r>
-          </w:p>
-        </w:tc>
-      </w:tr>
-      <w:tr>
-        <w:trPr>
-          <w:trHeight w:val="190"/>
-        </w:trPr>
-        <w:tc>
-          <w:tcPr>
-            <w:tcW w:w="1953" w:type="dxa"/>
-          </w:tcPr>
-          <w:p>
-            <w:pPr>
-              <w:widowControl w:val="0"/>
-              <w:pBdr>
-                <w:top w:val="nil"/>
-                <w:left w:val="nil"/>
-                <w:bottom w:val="nil"/>
-                <w:right w:val="nil"/>
-                <w:between w:val="nil"/>
-              </w:pBdr>
-              <w:spacing w:after="0" w:line="240" w:lineRule="auto"/>
-              <w:rPr>
-                <w:rFonts w:ascii="Arial" w:eastAsia="Arial" w:hAnsi="Arial" w:cs="Arial"/>
-                <w:color w:val="000000"/>
-                <w:sz w:val="20"/>
-                <w:szCs w:val="20"/>
-              </w:rPr>
-            </w:pPr>
-            <w:r>
-              <w:rPr>
-                <w:rFonts w:ascii="Arial" w:eastAsia="Arial" w:hAnsi="Arial" w:cs="Arial"/>
-                <w:sz w:val="20"/>
-                <w:szCs w:val="20"/>
-              </w:rPr>
-              <w:t xml:space="preserve">García </w:t>
-            </w:r>
-            <w:proofErr w:type="spellStart"/>
-            <w:r>
-              <w:rPr>
-                <w:rFonts w:ascii="Arial" w:eastAsia="Arial" w:hAnsi="Arial" w:cs="Arial"/>
-                <w:sz w:val="20"/>
-                <w:szCs w:val="20"/>
-              </w:rPr>
-              <w:t>Yarihuamán</w:t>
-            </w:r>
-            <w:proofErr w:type="spellEnd"/>
-            <w:r>
-              <w:rPr>
-                <w:rFonts w:ascii="Arial" w:eastAsia="Arial" w:hAnsi="Arial" w:cs="Arial"/>
-                <w:sz w:val="20"/>
-                <w:szCs w:val="20"/>
-              </w:rPr>
-              <w:t xml:space="preserve"> Luis Rodrigo</w:t>
-            </w:r>
-          </w:p>
-        </w:tc>
-        <w:tc>
-          <w:tcPr>
-            <w:tcW w:w="1308" w:type="dxa"/>
-          </w:tcPr>
-          <w:p>
-            <w:pPr>
-              <w:widowControl w:val="0"/>
-              <w:pBdr>
-                <w:top w:val="nil"/>
-                <w:left w:val="nil"/>
-                <w:bottom w:val="nil"/>
-                <w:right w:val="nil"/>
-                <w:between w:val="nil"/>
-              </w:pBdr>
-              <w:spacing w:after="0" w:line="240" w:lineRule="auto"/>
-              <w:rPr>
-                <w:rFonts w:ascii="Arial" w:eastAsia="Arial" w:hAnsi="Arial" w:cs="Arial"/>
-                <w:color w:val="000000"/>
-                <w:sz w:val="20"/>
-                <w:szCs w:val="20"/>
-              </w:rPr>
-            </w:pPr>
-            <w:r>
-              <w:rPr>
-                <w:rFonts w:ascii="Arial" w:eastAsia="Arial" w:hAnsi="Arial" w:cs="Arial"/>
-                <w:sz w:val="20"/>
-                <w:szCs w:val="20"/>
-              </w:rPr>
-              <w:t>https://dina.concytec.gob.pe/appDirectorioCTI/VerDatosInvestigador.do?id_investigador=189692</w:t>
-            </w:r>
-          </w:p>
-        </w:tc>
-        <w:tc>
-          <w:tcPr>
-            <w:tcW w:w="1134" w:type="dxa"/>
-          </w:tcPr>
-          <w:p>
-            <w:pPr>
-              <w:widowControl w:val="0"/>
-              <w:pBdr>
-                <w:top w:val="nil"/>
-                <w:left w:val="nil"/>
-                <w:bottom w:val="nil"/>
-                <w:right w:val="nil"/>
-                <w:between w:val="nil"/>
-              </w:pBdr>
-              <w:spacing w:after="0" w:line="240" w:lineRule="auto"/>
-              <w:rPr>
-                <w:rFonts w:ascii="Arial" w:eastAsia="Arial" w:hAnsi="Arial" w:cs="Arial"/>
-                <w:color w:val="000000"/>
-                <w:sz w:val="20"/>
-                <w:szCs w:val="20"/>
-              </w:rPr>
-            </w:pPr>
-            <w:r>
-              <w:rPr>
-                <w:rFonts w:ascii="Arial" w:eastAsia="Arial" w:hAnsi="Arial" w:cs="Arial"/>
-                <w:sz w:val="20"/>
-                <w:szCs w:val="20"/>
-              </w:rPr>
-              <w:t>0000-0003-3518-0489</w:t>
-            </w:r>
-          </w:p>
-        </w:tc>
-        <w:tc>
-          <w:tcPr>
-            <w:tcW w:w="2551" w:type="dxa"/>
-          </w:tcPr>
-          <w:p>
-            <w:pPr>
-              <w:widowControl w:val="0"/>
-              <w:pBdr>
-                <w:top w:val="nil"/>
-                <w:left w:val="nil"/>
-                <w:bottom w:val="nil"/>
-                <w:right w:val="nil"/>
-                <w:between w:val="nil"/>
-              </w:pBdr>
-              <w:spacing w:after="0" w:line="240" w:lineRule="auto"/>
-              <w:rPr>
-                <w:rFonts w:ascii="Arial" w:eastAsia="Arial" w:hAnsi="Arial" w:cs="Arial"/>
-                <w:color w:val="000000"/>
-                <w:sz w:val="20"/>
-                <w:szCs w:val="20"/>
-              </w:rPr>
-            </w:pPr>
-            <w:r>
-              <w:rPr>
-                <w:rFonts w:ascii="Arial" w:eastAsia="Arial" w:hAnsi="Arial" w:cs="Arial"/>
-                <w:color w:val="000000"/>
-                <w:sz w:val="20"/>
-                <w:szCs w:val="20"/>
-              </w:rPr>
-              <w:t>Biólogo con experiencia en investigación en epidemiología e investigación básica.</w:t>
-            </w:r>
-          </w:p>
-        </w:tc>
-        <w:tc>
-          <w:tcPr>
-            <w:tcW w:w="2519" w:type="dxa"/>
-          </w:tcPr>
-          <w:p>
-            <w:pPr>
-              <w:widowControl w:val="0"/>
-              <w:pBdr>
-                <w:top w:val="nil"/>
-                <w:left w:val="nil"/>
-                <w:bottom w:val="nil"/>
-                <w:right w:val="nil"/>
-                <w:between w:val="nil"/>
-              </w:pBdr>
-              <w:spacing w:after="0" w:line="240" w:lineRule="auto"/>
-              <w:rPr>
-                <w:rFonts w:ascii="Arial" w:eastAsia="Arial" w:hAnsi="Arial" w:cs="Arial"/>
-                <w:color w:val="000000"/>
-                <w:sz w:val="20"/>
-                <w:szCs w:val="20"/>
-              </w:rPr>
-            </w:pPr>
-            <w:r>
-              <w:rPr>
-                <w:rFonts w:ascii="Arial" w:eastAsia="Arial" w:hAnsi="Arial" w:cs="Arial"/>
-                <w:sz w:val="20"/>
-                <w:szCs w:val="20"/>
-              </w:rPr>
-              <w:t xml:space="preserve">Recolección de datos, </w:t>
-            </w:r>
-            <w:r>
-              <w:rPr>
-                <w:rFonts w:ascii="Arial" w:eastAsia="Arial" w:hAnsi="Arial" w:cs="Arial"/>
-                <w:sz w:val="20"/>
-                <w:szCs w:val="20"/>
-              </w:rPr>
-              <w:t>Metodología, análisis estadístico, redacción, administración del proyecto.</w:t>
-            </w:r>
-          </w:p>
-        </w:tc>
-      </w:tr>
-      <w:tr>
-        <w:trPr>
-          <w:trHeight w:val="190"/>
-        </w:trPr>
-        <w:tc>
-          <w:tcPr>
-            <w:tcW w:w="1953" w:type="dxa"/>
-          </w:tcPr>
-          <w:p>
-            <w:pPr>
-              <w:widowControl w:val="0"/>
-              <w:pBdr>
-                <w:top w:val="nil"/>
-                <w:left w:val="nil"/>
-                <w:bottom w:val="nil"/>
-                <w:right w:val="nil"/>
-                <w:between w:val="nil"/>
-              </w:pBdr>
-              <w:spacing w:after="0" w:line="240" w:lineRule="auto"/>
-              <w:rPr>
-                <w:rFonts w:ascii="Arial" w:eastAsia="Arial" w:hAnsi="Arial" w:cs="Arial"/>
-                <w:color w:val="000000"/>
-                <w:sz w:val="20"/>
-                <w:szCs w:val="20"/>
-              </w:rPr>
-            </w:pPr>
-            <w:r>
-              <w:rPr>
-                <w:rFonts w:ascii="Arial" w:eastAsia="Arial" w:hAnsi="Arial" w:cs="Arial"/>
-                <w:color w:val="000000"/>
-                <w:sz w:val="20"/>
-                <w:szCs w:val="20"/>
-              </w:rPr>
-              <w:t xml:space="preserve">Carbajal </w:t>
-            </w:r>
-            <w:proofErr w:type="spellStart"/>
-            <w:r>
-              <w:rPr>
-                <w:rFonts w:ascii="Arial" w:eastAsia="Arial" w:hAnsi="Arial" w:cs="Arial"/>
-                <w:color w:val="000000"/>
-                <w:sz w:val="20"/>
-                <w:szCs w:val="20"/>
-              </w:rPr>
-              <w:t>Chipayo</w:t>
-            </w:r>
-            <w:proofErr w:type="spellEnd"/>
-            <w:r>
-              <w:rPr>
-                <w:rFonts w:ascii="Arial" w:eastAsia="Arial" w:hAnsi="Arial" w:cs="Arial"/>
-                <w:color w:val="000000"/>
-                <w:sz w:val="20"/>
-                <w:szCs w:val="20"/>
-              </w:rPr>
-              <w:t xml:space="preserve"> Junior</w:t>
-            </w:r>
-          </w:p>
-        </w:tc>
-        <w:tc>
-          <w:tcPr>
-            <w:tcW w:w="1308" w:type="dxa"/>
-          </w:tcPr>
-          <w:p>
-            <w:pPr>
-              <w:widowControl w:val="0"/>
-              <w:pBdr>
-                <w:top w:val="nil"/>
-                <w:left w:val="nil"/>
-                <w:bottom w:val="nil"/>
-                <w:right w:val="nil"/>
-                <w:between w:val="nil"/>
-              </w:pBdr>
-              <w:spacing w:after="0" w:line="240" w:lineRule="auto"/>
-              <w:rPr>
-                <w:rFonts w:ascii="Arial" w:eastAsia="Arial" w:hAnsi="Arial" w:cs="Arial"/>
-                <w:color w:val="000000"/>
-                <w:sz w:val="20"/>
-                <w:szCs w:val="20"/>
-              </w:rPr>
-            </w:pPr>
-            <w:r>
-              <w:rPr>
-                <w:rFonts w:ascii="Arial" w:eastAsia="Arial" w:hAnsi="Arial" w:cs="Arial"/>
-                <w:sz w:val="20"/>
-                <w:szCs w:val="20"/>
-              </w:rPr>
-              <w:t>https://ctivitae.concytec.gob.pe/appDirectorioCTI/VerDatosInvestigador.do?id_investigador=230420</w:t>
-            </w:r>
-          </w:p>
-        </w:tc>
-        <w:tc>
-          <w:tcPr>
-            <w:tcW w:w="1134" w:type="dxa"/>
-          </w:tcPr>
-          <w:p>
-            <w:pPr>
-              <w:widowControl w:val="0"/>
-              <w:pBdr>
-                <w:top w:val="nil"/>
-                <w:left w:val="nil"/>
-                <w:bottom w:val="nil"/>
-                <w:right w:val="nil"/>
-                <w:between w:val="nil"/>
-              </w:pBdr>
-              <w:spacing w:after="0" w:line="240" w:lineRule="auto"/>
-              <w:rPr>
-                <w:rFonts w:ascii="Arial" w:eastAsia="Arial" w:hAnsi="Arial" w:cs="Arial"/>
-                <w:color w:val="000000"/>
-                <w:sz w:val="20"/>
-                <w:szCs w:val="20"/>
-              </w:rPr>
-            </w:pPr>
-            <w:r>
-              <w:rPr>
-                <w:rFonts w:ascii="Arial" w:eastAsia="Arial" w:hAnsi="Arial" w:cs="Arial"/>
-                <w:sz w:val="20"/>
-                <w:szCs w:val="20"/>
-              </w:rPr>
-              <w:t>0000-0002-2301-788X</w:t>
-            </w:r>
-          </w:p>
-        </w:tc>
-        <w:tc>
-          <w:tcPr>
-            <w:tcW w:w="2551" w:type="dxa"/>
-          </w:tcPr>
-          <w:p>
-            <w:pPr>
-              <w:widowControl w:val="0"/>
-              <w:pBdr>
-                <w:top w:val="nil"/>
-                <w:left w:val="nil"/>
-                <w:bottom w:val="nil"/>
-                <w:right w:val="nil"/>
-                <w:between w:val="nil"/>
-              </w:pBdr>
-              <w:spacing w:after="0" w:line="240" w:lineRule="auto"/>
-              <w:rPr>
-                <w:rFonts w:ascii="Arial" w:eastAsia="Arial" w:hAnsi="Arial" w:cs="Arial"/>
-                <w:sz w:val="20"/>
-                <w:szCs w:val="20"/>
-              </w:rPr>
-            </w:pPr>
-            <w:r>
-              <w:rPr>
-                <w:rFonts w:ascii="Arial" w:eastAsia="Arial" w:hAnsi="Arial" w:cs="Arial"/>
-                <w:sz w:val="20"/>
-                <w:szCs w:val="20"/>
-              </w:rPr>
-              <w:t xml:space="preserve">Biólogo </w:t>
-            </w:r>
-            <w:r>
-              <w:rPr>
-                <w:rFonts w:ascii="Arial" w:eastAsia="Arial" w:hAnsi="Arial" w:cs="Arial"/>
-                <w:sz w:val="20"/>
-                <w:szCs w:val="20"/>
-              </w:rPr>
-              <w:t xml:space="preserve">egresado </w:t>
-            </w:r>
-            <w:r>
-              <w:rPr>
-                <w:rFonts w:ascii="Arial" w:eastAsia="Arial" w:hAnsi="Arial" w:cs="Arial"/>
-                <w:sz w:val="20"/>
-                <w:szCs w:val="20"/>
-              </w:rPr>
-              <w:t>de la Universidad San Luis Gonzaga de Ica.</w:t>
-            </w:r>
-          </w:p>
-          <w:p>
-            <w:pPr>
-              <w:widowControl w:val="0"/>
-              <w:pBdr>
-                <w:top w:val="nil"/>
-                <w:left w:val="nil"/>
-                <w:bottom w:val="nil"/>
-                <w:right w:val="nil"/>
-                <w:between w:val="nil"/>
-              </w:pBdr>
-              <w:spacing w:after="0" w:line="240" w:lineRule="auto"/>
-              <w:rPr>
-                <w:rFonts w:ascii="Arial" w:eastAsia="Arial" w:hAnsi="Arial" w:cs="Arial"/>
-                <w:color w:val="000000"/>
-                <w:sz w:val="20"/>
-                <w:szCs w:val="20"/>
-              </w:rPr>
-            </w:pPr>
-            <w:r>
-              <w:rPr>
-                <w:rFonts w:ascii="Arial" w:eastAsia="Arial" w:hAnsi="Arial" w:cs="Arial"/>
-                <w:sz w:val="20"/>
-                <w:szCs w:val="20"/>
-              </w:rPr>
-              <w:t xml:space="preserve">Ha llevado a cabo investigaciones en los campos de la genómica y la epidemiología del cáncer gástrico y pulmonar.  </w:t>
-            </w:r>
-          </w:p>
-        </w:tc>
-        <w:tc>
-          <w:tcPr>
-            <w:tcW w:w="2519" w:type="dxa"/>
-          </w:tcPr>
-          <w:p>
-            <w:pPr>
-              <w:widowControl w:val="0"/>
-              <w:pBdr>
-                <w:top w:val="nil"/>
-                <w:left w:val="nil"/>
-                <w:bottom w:val="nil"/>
-                <w:right w:val="nil"/>
-                <w:between w:val="nil"/>
-              </w:pBdr>
-              <w:spacing w:after="0" w:line="240" w:lineRule="auto"/>
-              <w:rPr>
-                <w:rFonts w:ascii="Arial" w:eastAsia="Arial" w:hAnsi="Arial" w:cs="Arial"/>
-                <w:color w:val="000000"/>
-                <w:sz w:val="20"/>
-                <w:szCs w:val="20"/>
-              </w:rPr>
-            </w:pPr>
-            <w:r>
-              <w:rPr>
-                <w:rFonts w:ascii="Arial" w:eastAsia="Arial" w:hAnsi="Arial" w:cs="Arial"/>
-                <w:sz w:val="20"/>
-                <w:szCs w:val="20"/>
-              </w:rPr>
-              <w:t>Recolección de datos, Metodología, análisis estadístico, redacción, administración del proyecto.</w:t>
-            </w:r>
-          </w:p>
-        </w:tc>
-      </w:tr>
-      <w:tr>
-        <w:trPr>
-          <w:trHeight w:val="190"/>
-        </w:trPr>
-        <w:tc>
-          <w:tcPr>
-            <w:tcW w:w="1953" w:type="dxa"/>
-          </w:tcPr>
-          <w:p>
-            <w:pPr>
-              <w:widowControl w:val="0"/>
-              <w:pBdr>
-                <w:top w:val="nil"/>
-                <w:left w:val="nil"/>
-                <w:bottom w:val="nil"/>
-                <w:right w:val="nil"/>
-                <w:between w:val="nil"/>
-              </w:pBdr>
-              <w:spacing w:after="0" w:line="240" w:lineRule="auto"/>
-              <w:rPr>
-                <w:rFonts w:ascii="Arial" w:eastAsia="Arial" w:hAnsi="Arial" w:cs="Arial"/>
-                <w:color w:val="000000"/>
-                <w:sz w:val="20"/>
-                <w:szCs w:val="20"/>
-              </w:rPr>
-            </w:pPr>
-            <w:r>
-              <w:rPr>
-                <w:rFonts w:ascii="Arial" w:eastAsia="Arial" w:hAnsi="Arial" w:cs="Arial"/>
-                <w:sz w:val="20"/>
-                <w:szCs w:val="20"/>
-              </w:rPr>
+              <w:lastRenderedPageBreak/>
               <w:t>Paez Resalve Kevin Jhon</w:t>
             </w:r>
           </w:p>
@@ -7585,10 +6355,9 @@
           <w:sz w:val="24"/>
           <w:szCs w:val="24"/>
         </w:rPr>
-        <w:lastRenderedPageBreak/>
         <w:t xml:space="preserve">Según la organización mundial de la salud, en el 2020, el cáncer fue la primera o segunda causa de mortalidad más frecuente en 112 de 183 países del mundo </w:t>
       </w:r>
-      <w:hyperlink r:id="rId10">
+      <w:hyperlink r:id="rId9">
         <w:r>
           <w:rPr>
             <w:rFonts w:ascii="Arial" w:eastAsia="Arial" w:hAnsi="Arial" w:cs="Arial"/>
@@ -7636,7 +6405,7 @@
         </w:rPr>
         <w:t xml:space="preserve">Actualmente se conocen varios factores modificables y no modificables asociados con la morbilidad y mortalidad por cáncer. Dado que la exposición a varios de estos factores puede ser influenciados por el nivel socioeconómico </w:t>
       </w:r>
-      <w:hyperlink r:id="rId11">
+      <w:hyperlink r:id="rId10">
         <w:r>
           <w:rPr>
             <w:rFonts w:ascii="Arial" w:eastAsia="Arial" w:hAnsi="Arial" w:cs="Arial"/>
@@ -7656,7 +6425,7 @@
         </w:rPr>
         <w:t xml:space="preserve">, existe una relación entre los indicadores de desarrollo socioeconómico y la epidemiología del cáncer. Sin embargo, esta relación es compleja. Para ciertos tipos de cánceres asociados a comportamientos como fumar, la incidencia incrementa a medida que incrementa la calidad de vida; mientras que, en cánceres asociados a infecciones, disminuyen a medida que mejoran los indicadores socioeconómicos </w:t>
       </w:r>
-      <w:hyperlink r:id="rId12">
+      <w:hyperlink r:id="rId11">
         <w:r>
           <w:rPr>
             <w:rFonts w:ascii="Arial" w:eastAsia="Arial" w:hAnsi="Arial" w:cs="Arial"/>
@@ -7676,7 +6445,7 @@
         </w:rPr>
         <w:t xml:space="preserve">. Para otros tipos de cáncer, existen patrones más complejos </w:t>
       </w:r>
-      <w:hyperlink r:id="rId13">
+      <w:hyperlink r:id="rId12">
         <w:r>
           <w:rPr>
             <w:rFonts w:ascii="Arial" w:eastAsia="Arial" w:hAnsi="Arial" w:cs="Arial"/>
@@ -7696,7 +6465,7 @@
         </w:rPr>
         <w:t xml:space="preserve">. Aunque previos estudios han determinado la asociación entre algunos indicadores de desarrollo socioeconómico y la incidencia y mortalidad del cáncer, estos se realizaron con datos de incidencia del 2020 o anteriores </w:t>
       </w:r>
-      <w:hyperlink r:id="rId14">
+      <w:hyperlink r:id="rId13">
         <w:r>
           <w:rPr>
             <w:rFonts w:ascii="Arial" w:eastAsia="Arial" w:hAnsi="Arial" w:cs="Arial"/>
@@ -7716,7 +6485,7 @@
         </w:rPr>
         <w:t xml:space="preserve">, o se han enfocado en un solo tipo de cáncer o solo un indicador </w:t>
       </w:r>
-      <w:hyperlink r:id="rId15">
+      <w:hyperlink r:id="rId14">
         <w:r>
           <w:rPr>
             <w:rFonts w:ascii="Arial" w:eastAsia="Arial" w:hAnsi="Arial" w:cs="Arial"/>
@@ -7734,7 +6503,17 @@
           <w:sz w:val="24"/>
           <w:szCs w:val="24"/>
         </w:rPr>
-        <w:t xml:space="preserve">. Este estudio tendrá por objetivo explorar la asociación entre los indicadores de desarrollo socioeconómico a nivel nacional y la incidencia y mortalidad del cáncer. Se incluirán datos de más de 170 países, usando datos de incidencia y mortalidad recientes publicados por el Global </w:t>
+        <w:t xml:space="preserve">. Este estudio tendrá por objetivo explorar la asociación entre los indicadores de desarrollo socioeconómico a nivel nacional y la incidencia y mortalidad del cáncer. Se incluirán datos de más de 170 países, usando datos de incidencia y mortalidad recientes </w:t>
+      </w:r>
+      <w:r>
+        <w:rPr>
+          <w:rFonts w:ascii="Arial" w:eastAsia="Arial" w:hAnsi="Arial" w:cs="Arial"/>
+          <w:color w:val="000000"/>
+          <w:sz w:val="24"/>
+          <w:szCs w:val="24"/>
+        </w:rPr>
+        <w:lastRenderedPageBreak/>
+        <w:t xml:space="preserve">publicados por el Global </w:t>
       </w:r>
       <w:proofErr w:type="spellStart"/>
       <w:r>
@@ -7874,16 +6653,7 @@
           <w:sz w:val="24"/>
           <w:szCs w:val="24"/>
         </w:rPr>
-        <w:t xml:space="preserve">El nivel socioeconómico de un país afecta el nivel de exposición a factores de riesgo para el desarrollo del cáncer en su población. Varios estudios han mostrado que esta relación existe. No obstante, no hay estudios recientes al respecto, y la mayoría de los estudios previos se han enfocado en sólo un tipo de cáncer, o sólo un indicador. Conocer de forma </w:t>
-      </w:r>
-      <w:r>
-        <w:rPr>
-          <w:rFonts w:ascii="Arial" w:eastAsia="Arial" w:hAnsi="Arial" w:cs="Arial"/>
-          <w:sz w:val="24"/>
-          <w:szCs w:val="24"/>
-        </w:rPr>
-        <w:lastRenderedPageBreak/>
-        <w:t>comprehensiva la distribución de los tipos de cáncer según el nivel socioeconómico por país es importante, dado que puede ayudar a formular políticas públicas de acuerdo con las condiciones específicas observadas.</w:t>
+        <w:t>El nivel socioeconómico de un país afecta el nivel de exposición a factores de riesgo para el desarrollo del cáncer en su población. Varios estudios han mostrado que esta relación existe. No obstante, no hay estudios recientes al respecto, y la mayoría de los estudios previos se han enfocado en sólo un tipo de cáncer, o sólo un indicador. Conocer de forma comprehensiva la distribución de los tipos de cáncer según el nivel socioeconómico por país es importante, dado que puede ayudar a formular políticas públicas de acuerdo con las condiciones específicas observadas.</w:t>
       </w:r>
     </w:p>
     <w:p>
@@ -8533,7 +7303,6 @@
           <w:sz w:val="24"/>
           <w:szCs w:val="24"/>
         </w:rPr>
-        <w:lastRenderedPageBreak/>
         <w:tab/>
         <w:t>Índice de desarrollo sociodemográfico</w:t>
       </w:r>
@@ -9153,7 +7922,6 @@
           <w:sz w:val="24"/>
           <w:szCs w:val="24"/>
         </w:rPr>
-        <w:lastRenderedPageBreak/>
         <w:t>No aplica</w:t>
       </w:r>
     </w:p>
@@ -9357,7 +8125,7 @@
         </w:rPr>
         <w:t xml:space="preserve"> de la Organización Mundial de la Salud </w:t>
       </w:r>
-      <w:hyperlink r:id="rId16">
+      <w:hyperlink r:id="rId15">
         <w:r>
           <w:rPr>
             <w:rFonts w:ascii="Arial" w:eastAsia="Arial" w:hAnsi="Arial" w:cs="Arial"/>
@@ -9377,7 +8145,7 @@
         </w:rPr>
         <w:t xml:space="preserve">. Los datos del índice de desarrollo humano (IDH) y sus componentes, por país, serán recuperados de los Reportes de Desarrollo Humano del Programa de Desarrollo de las Naciones Unidas </w:t>
       </w:r>
-      <w:hyperlink r:id="rId17">
+      <w:hyperlink r:id="rId16">
         <w:r>
           <w:rPr>
             <w:rFonts w:ascii="Arial" w:eastAsia="Arial" w:hAnsi="Arial" w:cs="Arial"/>
@@ -9517,7 +8285,7 @@
         </w:rPr>
         <w:t xml:space="preserve"> Data Exchange </w:t>
       </w:r>
-      <w:hyperlink r:id="rId18">
+      <w:hyperlink r:id="rId17">
         <w:r>
           <w:rPr>
             <w:rFonts w:ascii="Arial" w:eastAsia="Arial" w:hAnsi="Arial" w:cs="Arial"/>
@@ -9592,7 +8360,17 @@
           <w:sz w:val="24"/>
           <w:szCs w:val="24"/>
         </w:rPr>
-        <w:t xml:space="preserve"> El índice de educación e ingreso incluye tres dimensiones: Años esperados de escolaridad, mediana de años de escolaridad, y el ingreso nacional bruto per cápita. El IEI se calculará a partir de la raíz cuadrada del producto del índice de educación y el ingreso nacional bruto interno per cápita normalizado. Se construirá una función en R para calcular el IEI (</w:t>
+        <w:t xml:space="preserve"> El índice de educación e ingreso incluye tres dimensiones: Años esperados de escolaridad, mediana de años de escolaridad, y el ingreso nacional bruto per cápita. El IEI se calculará a partir de la raíz cuadrada del producto del índice de educación y el ingreso nacional bruto interno per cápita </w:t>
+      </w:r>
+      <w:r>
+        <w:rPr>
+          <w:rFonts w:ascii="Arial" w:eastAsia="Arial" w:hAnsi="Arial" w:cs="Arial"/>
+          <w:color w:val="000000"/>
+          <w:sz w:val="24"/>
+          <w:szCs w:val="24"/>
+        </w:rPr>
+        <w:lastRenderedPageBreak/>
+        <w:t>normalizado. Se construirá una función en R para calcular el IEI (</w:t>
       </w:r>
       <w:proofErr w:type="spellStart"/>
       <w:r>
@@ -9689,17 +8467,7 @@
           <w:sz w:val="24"/>
           <w:szCs w:val="24"/>
         </w:rPr>
-        <w:t xml:space="preserve">. Esto incluirá la exclusión de países sin información </w:t>
-      </w:r>
-      <w:r>
-        <w:rPr>
-          <w:rFonts w:ascii="Arial" w:eastAsia="Arial" w:hAnsi="Arial" w:cs="Arial"/>
-          <w:color w:val="000000"/>
-          <w:sz w:val="24"/>
-          <w:szCs w:val="24"/>
-        </w:rPr>
-        <w:lastRenderedPageBreak/>
-        <w:t>de los indicadores de desarrollo socioeconómico, países sin información de la tasa de incidencia o de mortalidad de cáncer, o países con datos atípicos.</w:t>
+        <w:t>. Esto incluirá la exclusión de países sin información de los indicadores de desarrollo socioeconómico, países sin información de la tasa de incidencia o de mortalidad de cáncer, o países con datos atípicos.</w:t>
       </w:r>
     </w:p>
     <w:p>
@@ -9758,7 +8526,7 @@
         </w:rPr>
         <w:t xml:space="preserve"> El índice de educación e ingreso será categorizado en Bajo, Medio, Alto, y Muy Alto en base a los siguientes puntos de corte: &lt; 0,53; &gt;= 0,53 - 0,70; &gt;=0.70 y &lt;0,80; y &gt;= 0.80, respectivamente. El índice de desarrollo humano y el índice sociodemográfico serán categorizado como lo propuesto por estudios previos </w:t>
       </w:r>
-      <w:hyperlink r:id="rId19">
+      <w:hyperlink r:id="rId18">
         <w:r>
           <w:rPr>
             <w:rFonts w:ascii="Arial" w:eastAsia="Arial" w:hAnsi="Arial" w:cs="Arial"/>
@@ -9957,6 +8725,7 @@
           <w:sz w:val="24"/>
           <w:szCs w:val="24"/>
         </w:rPr>
+        <w:lastRenderedPageBreak/>
         <w:t xml:space="preserve">Plan de análisis de datos </w:t>
       </w:r>
       <w:r>
@@ -10051,17 +8820,7 @@
           <w:sz w:val="24"/>
           <w:szCs w:val="24"/>
         </w:rPr>
-        <w:t xml:space="preserve">Para variables con distribución normal se usará el Análisis de Varianza (ANOVA) de una vía. Seguido a esto, se harán comparaciones por </w:t>
-      </w:r>
-      <w:r>
-        <w:rPr>
-          <w:rFonts w:ascii="Arial" w:eastAsia="Arial" w:hAnsi="Arial" w:cs="Arial"/>
-          <w:color w:val="000000"/>
-          <w:sz w:val="24"/>
-          <w:szCs w:val="24"/>
-        </w:rPr>
-        <w:lastRenderedPageBreak/>
-        <w:t xml:space="preserve">pares usando la prueba de t de </w:t>
+        <w:t xml:space="preserve">Para variables con distribución normal se usará el Análisis de Varianza (ANOVA) de una vía. Seguido a esto, se harán comparaciones por pares usando la prueba de t de </w:t>
       </w:r>
       <w:proofErr w:type="spellStart"/>
       <w:r>
@@ -10316,6 +9075,7 @@
           <w:sz w:val="24"/>
           <w:szCs w:val="24"/>
         </w:rPr>
+        <w:lastRenderedPageBreak/>
         <w:t>FORTALECIMIENTO DE CAPACIDADES</w:t>
       </w:r>
       <w:r>
@@ -10476,18 +9236,7 @@
           <w:sz w:val="16"/>
           <w:szCs w:val="16"/>
         </w:rPr>
-        <w:t xml:space="preserve">(describa los resultados que espera obtener al finalizar el proyecto. En los concursos de fondos concursables UPSJB indicar los resultados </w:t>
-      </w:r>
-      <w:r>
-        <w:rPr>
-          <w:rFonts w:ascii="Arial" w:eastAsia="Arial" w:hAnsi="Arial" w:cs="Arial"/>
-          <w:b/>
-          <w:color w:val="000000"/>
-          <w:sz w:val="16"/>
-          <w:szCs w:val="16"/>
-        </w:rPr>
-        <w:lastRenderedPageBreak/>
-        <w:t>obligatorios a obtener)</w:t>
+        <w:t>(describa los resultados que espera obtener al finalizar el proyecto. En los concursos de fondos concursables UPSJB indicar los resultados obligatorios a obtener)</w:t>
       </w:r>
     </w:p>
     <w:p>
@@ -11726,7 +10475,17 @@
                 <w:sz w:val="20"/>
                 <w:szCs w:val="20"/>
               </w:rPr>
-              <w:t>Servicios de terceros* (de aplicar, solo considerar el aporte monetario)</w:t>
+              <w:t xml:space="preserve">Servicios de terceros* (de aplicar, solo </w:t>
+            </w:r>
+            <w:r>
+              <w:rPr>
+                <w:rFonts w:ascii="Arial" w:eastAsia="Arial" w:hAnsi="Arial" w:cs="Arial"/>
+                <w:color w:val="000000"/>
+                <w:sz w:val="20"/>
+                <w:szCs w:val="20"/>
+              </w:rPr>
+              <w:lastRenderedPageBreak/>
+              <w:t>considerar el aporte monetario)</w:t>
             </w:r>
           </w:p>
         </w:tc>
@@ -15327,7 +14086,7 @@
         </w:rPr>
         <w:t xml:space="preserve">++puede descargar el formato en Excel </w:t>
       </w:r>
-      <w:hyperlink r:id="rId20">
+      <w:hyperlink r:id="rId19">
         <w:r>
           <w:rPr>
             <w:rFonts w:ascii="Arial" w:eastAsia="Arial" w:hAnsi="Arial" w:cs="Arial"/>
@@ -15637,25 +14396,25 @@
                 <w:sz w:val="18"/>
                 <w:szCs w:val="18"/>
               </w:rPr>
-              <w:t xml:space="preserve">Kevin Paez, Joseph Pinto, Carlos Ballón, </w:t>
-            </w:r>
-            <w:proofErr w:type="spellStart"/>
+              <w:t>Kevin Paez</w:t>
+            </w:r>
+            <w:proofErr w:type="gramStart"/>
             <w:r>
               <w:rPr>
                 <w:rFonts w:ascii="Arial" w:eastAsia="Arial" w:hAnsi="Arial" w:cs="Arial"/>
                 <w:sz w:val="18"/>
                 <w:szCs w:val="18"/>
               </w:rPr>
-              <w:t>Mayli</w:t>
-            </w:r>
-            <w:proofErr w:type="spellEnd"/>
+              <w:t>, ,</w:t>
+            </w:r>
+            <w:proofErr w:type="gramEnd"/>
             <w:r>
               <w:rPr>
                 <w:rFonts w:ascii="Arial" w:eastAsia="Arial" w:hAnsi="Arial" w:cs="Arial"/>
                 <w:sz w:val="18"/>
                 <w:szCs w:val="18"/>
               </w:rPr>
-              <w:t xml:space="preserve"> </w:t>
+              <w:t xml:space="preserve"> Carlos Ballón, </w:t>
             </w:r>
             <w:proofErr w:type="spellStart"/>
             <w:r>
@@ -15664,7 +14423,8 @@
                 <w:sz w:val="18"/>
                 <w:szCs w:val="18"/>
               </w:rPr>
-              <w:t>Humani</w:t>
+              <w:lastRenderedPageBreak/>
+              <w:t>Mayli</w:t>
             </w:r>
             <w:proofErr w:type="spellEnd"/>
             <w:r>
@@ -15673,7 +14433,7 @@
                 <w:sz w:val="18"/>
                 <w:szCs w:val="18"/>
               </w:rPr>
-              <w:t xml:space="preserve">, </w:t>
+              <w:t xml:space="preserve"> </w:t>
             </w:r>
             <w:proofErr w:type="spellStart"/>
             <w:r>
@@ -15682,7 +14442,7 @@
                 <w:sz w:val="18"/>
                 <w:szCs w:val="18"/>
               </w:rPr>
-              <w:t>Rossy</w:t>
+              <w:t>Humani</w:t>
             </w:r>
             <w:proofErr w:type="spellEnd"/>
             <w:r>
@@ -15691,6 +14451,24 @@
                 <w:sz w:val="18"/>
                 <w:szCs w:val="18"/>
               </w:rPr>
+              <w:t xml:space="preserve">, </w:t>
+            </w:r>
+            <w:proofErr w:type="spellStart"/>
+            <w:r>
+              <w:rPr>
+                <w:rFonts w:ascii="Arial" w:eastAsia="Arial" w:hAnsi="Arial" w:cs="Arial"/>
+                <w:sz w:val="18"/>
+                <w:szCs w:val="18"/>
+              </w:rPr>
+              <w:t>Rossy</w:t>
+            </w:r>
+            <w:proofErr w:type="spellEnd"/>
+            <w:r>
+              <w:rPr>
+                <w:rFonts w:ascii="Arial" w:eastAsia="Arial" w:hAnsi="Arial" w:cs="Arial"/>
+                <w:sz w:val="18"/>
+                <w:szCs w:val="18"/>
+              </w:rPr>
               <w:t xml:space="preserve"> Llanto</w:t>
             </w:r>
           </w:p>
@@ -15713,6 +14491,7 @@
                 <w:sz w:val="20"/>
                 <w:szCs w:val="20"/>
               </w:rPr>
+              <w:lastRenderedPageBreak/>
               <w:t>X</w:t>
             </w:r>
           </w:p>
@@ -15817,25 +14596,7 @@
                 <w:sz w:val="18"/>
                 <w:szCs w:val="18"/>
               </w:rPr>
-              <w:t xml:space="preserve">Kevin Paez, Luis </w:t>
-            </w:r>
-            <w:proofErr w:type="spellStart"/>
-            <w:r>
-              <w:rPr>
-                <w:rFonts w:ascii="Arial" w:eastAsia="Arial" w:hAnsi="Arial" w:cs="Arial"/>
-                <w:sz w:val="18"/>
-                <w:szCs w:val="18"/>
-              </w:rPr>
-              <w:t>Garcia</w:t>
-            </w:r>
-            <w:proofErr w:type="spellEnd"/>
-            <w:r>
-              <w:rPr>
-                <w:rFonts w:ascii="Arial" w:eastAsia="Arial" w:hAnsi="Arial" w:cs="Arial"/>
-                <w:sz w:val="18"/>
-                <w:szCs w:val="18"/>
-              </w:rPr>
-              <w:t xml:space="preserve">, Junior Carbajal, </w:t>
+              <w:t xml:space="preserve">Kevin Paez, Junior Carbajal, </w:t>
             </w:r>
           </w:p>
         </w:tc>
@@ -16007,25 +14768,7 @@
                 <w:sz w:val="18"/>
                 <w:szCs w:val="18"/>
               </w:rPr>
-              <w:t xml:space="preserve">, Elizabeth Quiroz, Cesar </w:t>
-            </w:r>
-            <w:proofErr w:type="spellStart"/>
-            <w:r>
-              <w:rPr>
-                <w:rFonts w:ascii="Arial" w:eastAsia="Arial" w:hAnsi="Arial" w:cs="Arial"/>
-                <w:sz w:val="18"/>
-                <w:szCs w:val="18"/>
-              </w:rPr>
-              <w:t>Carhuanca</w:t>
-            </w:r>
-            <w:proofErr w:type="spellEnd"/>
-            <w:r>
-              <w:rPr>
-                <w:rFonts w:ascii="Arial" w:eastAsia="Arial" w:hAnsi="Arial" w:cs="Arial"/>
-                <w:sz w:val="18"/>
-                <w:szCs w:val="18"/>
-              </w:rPr>
-              <w:t xml:space="preserve">, Carlos </w:t>
+              <w:t xml:space="preserve">, Elizabeth Quiroz, Carlos </w:t>
             </w:r>
             <w:proofErr w:type="spellStart"/>
             <w:r>
@@ -16233,7 +14976,7 @@
                 <w:sz w:val="18"/>
                 <w:szCs w:val="18"/>
               </w:rPr>
-              <w:t xml:space="preserve">, Elizabeth Quiroz, Cesar </w:t>
+              <w:t xml:space="preserve">, Elizabeth Quiroz, Carlos </w:t>
             </w:r>
             <w:proofErr w:type="spellStart"/>
             <w:r>
@@ -16242,44 +14985,7 @@
                 <w:sz w:val="18"/>
                 <w:szCs w:val="18"/>
               </w:rPr>
-              <w:lastRenderedPageBreak/>
-              <w:t>Carhuanca</w:t>
-            </w:r>
-            <w:proofErr w:type="spellEnd"/>
-            <w:r>
-              <w:rPr>
-                <w:rFonts w:ascii="Arial" w:eastAsia="Arial" w:hAnsi="Arial" w:cs="Arial"/>
-                <w:sz w:val="18"/>
-                <w:szCs w:val="18"/>
-              </w:rPr>
-              <w:t xml:space="preserve">, Carlos </w:t>
-            </w:r>
-            <w:proofErr w:type="spellStart"/>
-            <w:r>
-              <w:rPr>
-                <w:rFonts w:ascii="Arial" w:eastAsia="Arial" w:hAnsi="Arial" w:cs="Arial"/>
-                <w:sz w:val="18"/>
-                <w:szCs w:val="18"/>
-              </w:rPr>
               <w:t>Ballon</w:t>
-            </w:r>
-            <w:proofErr w:type="spellEnd"/>
-            <w:r>
-              <w:rPr>
-                <w:rFonts w:ascii="Arial" w:eastAsia="Arial" w:hAnsi="Arial" w:cs="Arial"/>
-                <w:sz w:val="18"/>
-                <w:szCs w:val="18"/>
-              </w:rPr>
-              <w:t xml:space="preserve">, Luis </w:t>
-            </w:r>
-            <w:proofErr w:type="spellStart"/>
-            <w:r>
-              <w:rPr>
-                <w:rFonts w:ascii="Arial" w:eastAsia="Arial" w:hAnsi="Arial" w:cs="Arial"/>
-                <w:sz w:val="18"/>
-                <w:szCs w:val="18"/>
-              </w:rPr>
-              <w:t>Garcia</w:t>
             </w:r>
             <w:proofErr w:type="spellEnd"/>
             <w:r>
@@ -16469,14 +15175,6 @@
                 <w:szCs w:val="18"/>
               </w:rPr>
             </w:pPr>
-            <w:r>
-              <w:rPr>
-                <w:rFonts w:ascii="Arial" w:eastAsia="Arial" w:hAnsi="Arial" w:cs="Arial"/>
-                <w:sz w:val="18"/>
-                <w:szCs w:val="18"/>
-              </w:rPr>
-              <w:t xml:space="preserve">Joseph Pinto, </w:t>
-            </w:r>
             <w:proofErr w:type="spellStart"/>
             <w:r>
               <w:rPr>
@@ -16812,9 +15510,10 @@
           <w:rFonts w:ascii="Arial" w:eastAsia="Arial" w:hAnsi="Arial" w:cs="Arial"/>
           <w:sz w:val="24"/>
           <w:szCs w:val="24"/>
-        </w:rPr>
-      </w:pPr>
-      <w:hyperlink r:id="rId21">
+          <w:lang w:val="en-GB"/>
+        </w:rPr>
+      </w:pPr>
+      <w:hyperlink r:id="rId20">
         <w:r>
           <w:rPr>
             <w:rFonts w:ascii="Arial" w:hAnsi="Arial" w:cs="Arial"/>
@@ -16839,8 +15538,20 @@
             <w:rFonts w:ascii="Arial" w:hAnsi="Arial" w:cs="Arial"/>
             <w:sz w:val="24"/>
             <w:szCs w:val="24"/>
+            <w:lang w:val="en-GB"/>
           </w:rPr>
           <w:t>CA Cancer J Clin. 2021;71(3):209–49. D</w:t>
+        </w:r>
+      </w:hyperlink>
+      <w:hyperlink r:id="rId21">
+        <w:r>
+          <w:rPr>
+            <w:rFonts w:ascii="Arial" w:hAnsi="Arial" w:cs="Arial"/>
+            <w:sz w:val="24"/>
+            <w:szCs w:val="24"/>
+            <w:lang w:val="en-GB"/>
+          </w:rPr>
+          <w:t>OI: https://doi.org/10.3322/caac.21660</w:t>
         </w:r>
       </w:hyperlink>
       <w:hyperlink r:id="rId22">
@@ -16849,16 +15560,7 @@
             <w:rFonts w:ascii="Arial" w:hAnsi="Arial" w:cs="Arial"/>
             <w:sz w:val="24"/>
             <w:szCs w:val="24"/>
-          </w:rPr>
-          <w:t>OI: https://doi.org/10.3322/caac.21660</w:t>
-        </w:r>
-      </w:hyperlink>
-      <w:hyperlink r:id="rId23">
-        <w:r>
-          <w:rPr>
-            <w:rFonts w:ascii="Arial" w:hAnsi="Arial" w:cs="Arial"/>
-            <w:sz w:val="24"/>
-            <w:szCs w:val="24"/>
+            <w:lang w:val="en-GB"/>
           </w:rPr>
           <w:t xml:space="preserve"> Disponible en: https://onlinelibrary.wiley.com/doi/abs/10.3322/caac.21660</w:t>
         </w:r>
@@ -16882,7 +15584,7 @@
           <w:szCs w:val="24"/>
         </w:rPr>
       </w:pPr>
-      <w:hyperlink r:id="rId24">
+      <w:hyperlink r:id="rId23">
         <w:r>
           <w:rPr>
             <w:rFonts w:ascii="Arial" w:hAnsi="Arial" w:cs="Arial"/>
@@ -16907,8 +15609,26 @@
             <w:rFonts w:ascii="Arial" w:hAnsi="Arial" w:cs="Arial"/>
             <w:sz w:val="24"/>
             <w:szCs w:val="24"/>
+            <w:lang w:val="en-GB"/>
           </w:rPr>
-          <w:t>CA Cancer J Clin. 2004;54(2):78–93. DOI: https://doi.org/10.3322/canjclin.54.2.78 Disponible en: https://onlinelibrary.wiley.com/doi/abs/10.3322/canjclin.54.2.78</w:t>
+          <w:t xml:space="preserve">CA Cancer J Clin. 2004;54(2):78–93. </w:t>
+        </w:r>
+        <w:r>
+          <w:rPr>
+            <w:rFonts w:ascii="Arial" w:hAnsi="Arial" w:cs="Arial"/>
+            <w:sz w:val="24"/>
+            <w:szCs w:val="24"/>
+          </w:rPr>
+          <w:t xml:space="preserve">DOI: </w:t>
+        </w:r>
+        <w:r>
+          <w:rPr>
+            <w:rFonts w:ascii="Arial" w:hAnsi="Arial" w:cs="Arial"/>
+            <w:sz w:val="24"/>
+            <w:szCs w:val="24"/>
+          </w:rPr>
+          <w:lastRenderedPageBreak/>
+          <w:t>https://doi.org/10.3322/canjclin.54.2.78 Disponible en: https://onlinelibrary.wiley.com/doi/abs/10.3322/canjclin.54.2.78</w:t>
         </w:r>
       </w:hyperlink>
     </w:p>
@@ -16930,7 +15650,7 @@
           <w:szCs w:val="24"/>
         </w:rPr>
       </w:pPr>
-      <w:hyperlink r:id="rId25">
+      <w:hyperlink r:id="rId24">
         <w:r>
           <w:rPr>
             <w:rFonts w:ascii="Arial" w:hAnsi="Arial" w:cs="Arial"/>
@@ -16956,16 +15676,7 @@
             <w:sz w:val="24"/>
             <w:szCs w:val="24"/>
           </w:rPr>
-          <w:t xml:space="preserve">Lancet Oncol. 2012;13(8):790–801. DOI: </w:t>
-        </w:r>
-        <w:r>
-          <w:rPr>
-            <w:rFonts w:ascii="Arial" w:hAnsi="Arial" w:cs="Arial"/>
-            <w:sz w:val="24"/>
-            <w:szCs w:val="24"/>
-          </w:rPr>
-          <w:lastRenderedPageBreak/>
-          <w:t>https://doi.org/10.1016/s1470-2045(12)70211-5 Disponible en: https://www.thelancet.com/journals/lanonc/article/PIIS1470-2045(12)70211-5/abstract</w:t>
+          <w:t>Lancet Oncol. 2012;13(8):790–801. DOI: https://doi.org/10.1016/s1470-2045(12)70211-5 Disponible en: https://www.thelancet.com/journals/lanonc/article/PIIS1470-2045(12)70211-5/abstract</w:t>
         </w:r>
       </w:hyperlink>
     </w:p>
@@ -16987,7 +15698,7 @@
           <w:szCs w:val="24"/>
         </w:rPr>
       </w:pPr>
-      <w:hyperlink r:id="rId26">
+      <w:hyperlink r:id="rId25">
         <w:r>
           <w:rPr>
             <w:rFonts w:ascii="Arial" w:hAnsi="Arial" w:cs="Arial"/>
@@ -17035,7 +15746,7 @@
           <w:szCs w:val="24"/>
         </w:rPr>
       </w:pPr>
-      <w:hyperlink r:id="rId27">
+      <w:hyperlink r:id="rId26">
         <w:r>
           <w:rPr>
             <w:rFonts w:ascii="Arial" w:hAnsi="Arial" w:cs="Arial"/>
@@ -17084,7 +15795,7 @@
           <w:lang w:val="en-GB"/>
         </w:rPr>
       </w:pPr>
-      <w:hyperlink r:id="rId28">
+      <w:hyperlink r:id="rId27">
         <w:r>
           <w:rPr>
             <w:rFonts w:ascii="Arial" w:hAnsi="Arial" w:cs="Arial"/>
@@ -17119,7 +15830,17 @@
           <w:szCs w:val="24"/>
           <w:lang w:val="en-GB"/>
         </w:rPr>
-        <w:t xml:space="preserve"> DOI: https://doi.org/10.1097/cm9.0000000000001814</w:t>
+        <w:t xml:space="preserve"> DOI: </w:t>
+      </w:r>
+      <w:r>
+        <w:rPr>
+          <w:rFonts w:ascii="Arial" w:hAnsi="Arial" w:cs="Arial"/>
+          <w:sz w:val="24"/>
+          <w:szCs w:val="24"/>
+          <w:lang w:val="en-GB"/>
+        </w:rPr>
+        <w:lastRenderedPageBreak/>
+        <w:t>https://doi.org/10.1097/cm9.0000000000001814</w:t>
       </w:r>
     </w:p>
     <w:p>
@@ -17141,7 +15862,7 @@
           <w:lang w:val="en-GB"/>
         </w:rPr>
       </w:pPr>
-      <w:hyperlink r:id="rId29">
+      <w:hyperlink r:id="rId28">
         <w:r>
           <w:rPr>
             <w:rFonts w:ascii="Arial" w:hAnsi="Arial" w:cs="Arial"/>
@@ -17182,7 +15903,7 @@
           <w:lang w:val="en-GB"/>
         </w:rPr>
       </w:pPr>
-      <w:hyperlink r:id="rId30">
+      <w:hyperlink r:id="rId29">
         <w:r>
           <w:rPr>
             <w:rFonts w:ascii="Arial" w:hAnsi="Arial" w:cs="Arial"/>
@@ -17223,7 +15944,7 @@
           <w:lang w:val="en-GB"/>
         </w:rPr>
       </w:pPr>
-      <w:hyperlink r:id="rId31">
+      <w:hyperlink r:id="rId30">
         <w:r>
           <w:rPr>
             <w:rFonts w:ascii="Arial" w:hAnsi="Arial" w:cs="Arial"/>
@@ -17263,7 +15984,7 @@
           <w:szCs w:val="24"/>
         </w:rPr>
       </w:pPr>
-      <w:hyperlink r:id="rId32">
+      <w:hyperlink r:id="rId31">
         <w:r>
           <w:rPr>
             <w:rFonts w:ascii="Arial" w:hAnsi="Arial" w:cs="Arial"/>
@@ -17292,7 +16013,7 @@
           <w:t>JAMA Oncol</w:t>
         </w:r>
       </w:hyperlink>
-      <w:hyperlink r:id="rId33">
+      <w:hyperlink r:id="rId32">
         <w:r>
           <w:rPr>
             <w:rFonts w:ascii="Arial" w:hAnsi="Arial" w:cs="Arial"/>
@@ -17302,7 +16023,7 @@
           <w:t xml:space="preserve">. </w:t>
         </w:r>
       </w:hyperlink>
-      <w:hyperlink r:id="rId34">
+      <w:hyperlink r:id="rId33">
         <w:r>
           <w:rPr>
             <w:rFonts w:ascii="Arial" w:hAnsi="Arial" w:cs="Arial"/>
@@ -17493,7 +16214,7 @@
       </w:pPr>
     </w:p>
     <w:sectPr>
-      <w:headerReference w:type="default" r:id="rId35"/>
+      <w:headerReference w:type="default" r:id="rId34"/>
       <w:pgSz w:w="11906" w:h="16838"/>
       <w:pgMar w:top="1674" w:right="1416" w:bottom="1418" w:left="1418" w:header="709" w:footer="709" w:gutter="0"/>
       <w:pgNumType w:start="1"/>
@@ -17504,7 +16225,7 @@
 </file>
 
 <file path=word/endnotes.xml><?xml version="1.0" encoding="utf-8"?>
-<w:endnotes xmlns:wpc="http://schemas.microsoft.com/office/word/2010/wordprocessingCanvas" xmlns:cx="http://schemas.microsoft.com/office/drawing/2014/chartex" xmlns:cx1="http://schemas.microsoft.com/office/drawing/2015/9/8/chartex" xmlns:cx2="http://schemas.microsoft.com/office/drawing/2015/10/21/chartex" xmlns:cx3="http://schemas.microsoft.com/office/drawing/2016/5/9/chartex" xmlns:cx4="http://schemas.microsoft.com/office/drawing/2016/5/10/chartex" xmlns:cx5="http://schemas.microsoft.com/office/drawing/2016/5/11/chartex" xmlns:cx6="http://schemas.microsoft.com/office/drawing/2016/5/12/chartex" xmlns:cx7="http://schemas.microsoft.com/office/drawing/2016/5/13/chartex" xmlns:cx8="http://schemas.microsoft.com/office/drawing/2016/5/14/chartex" xmlns:mc="http://schemas.openxmlformats.org/markup-compatibility/2006" xmlns:aink="http://schemas.microsoft.com/office/drawing/2016/ink" xmlns:am3d="http://schemas.microsoft.com/office/drawing/2017/model3d" xmlns:o="urn:schemas-microsoft-com:office:office" xmlns:oel="http://schemas.microsoft.com/office/2019/extlst" xmlns:r="http://schemas.openxmlformats.org/officeDocument/2006/relationships" xmlns:m="http://schemas.openxmlformats.org/officeDocument/2006/math" xmlns:v="urn:schemas-microsoft-com:vml" xmlns:wp14="http://schemas.microsoft.com/office/word/2010/wordprocessingDrawing" xmlns:wp="http://schemas.openxmlformats.org/drawingml/2006/wordprocessingDrawing" xmlns:w10="urn:schemas-microsoft-com:office:word" xmlns:w="http://schemas.openxmlformats.org/wordprocessingml/2006/main" xmlns:w14="http://schemas.microsoft.com/office/word/2010/wordml" xmlns:w15="http://schemas.microsoft.com/office/word/2012/wordml" xmlns:w16cex="http://schemas.microsoft.com/office/word/2018/wordml/cex" xmlns:w16cid="http://schemas.microsoft.com/office/word/2016/wordml/cid" xmlns:w16="http://schemas.microsoft.com/office/word/2018/wordml" xmlns:w16du="http://schemas.microsoft.com/office/word/2023/wordml/word16du" xmlns:w16sdtdh="http://schemas.microsoft.com/office/word/2020/wordml/sdtdatahash" xmlns:w16se="http://schemas.microsoft.com/office/word/2015/wordml/symex" xmlns:wpg="http://schemas.microsoft.com/office/word/2010/wordprocessingGroup" xmlns:wpi="http://schemas.microsoft.com/office/word/2010/wordprocessingInk" xmlns:wne="http://schemas.microsoft.com/office/word/2006/wordml" xmlns:wps="http://schemas.microsoft.com/office/word/2010/wordprocessingShape" mc:Ignorable="w14 w15 w16se w16cid w16 w16cex w16sdtdh w16du wp14">
+<w:endnotes xmlns:wpc="http://schemas.microsoft.com/office/word/2010/wordprocessingCanvas" xmlns:cx="http://schemas.microsoft.com/office/drawing/2014/chartex" xmlns:cx1="http://schemas.microsoft.com/office/drawing/2015/9/8/chartex" xmlns:cx2="http://schemas.microsoft.com/office/drawing/2015/10/21/chartex" xmlns:cx3="http://schemas.microsoft.com/office/drawing/2016/5/9/chartex" xmlns:cx4="http://schemas.microsoft.com/office/drawing/2016/5/10/chartex" xmlns:cx5="http://schemas.microsoft.com/office/drawing/2016/5/11/chartex" xmlns:cx6="http://schemas.microsoft.com/office/drawing/2016/5/12/chartex" xmlns:cx7="http://schemas.microsoft.com/office/drawing/2016/5/13/chartex" xmlns:cx8="http://schemas.microsoft.com/office/drawing/2016/5/14/chartex" xmlns:mc="http://schemas.openxmlformats.org/markup-compatibility/2006" xmlns:aink="http://schemas.microsoft.com/office/drawing/2016/ink" xmlns:am3d="http://schemas.microsoft.com/office/drawing/2017/model3d" xmlns:o="urn:schemas-microsoft-com:office:office" xmlns:oel="http://schemas.microsoft.com/office/2019/extlst" xmlns:r="http://schemas.openxmlformats.org/officeDocument/2006/relationships" xmlns:m="http://schemas.openxmlformats.org/officeDocument/2006/math" xmlns:v="urn:schemas-microsoft-com:vml" xmlns:wp14="http://schemas.microsoft.com/office/word/2010/wordprocessingDrawing" xmlns:wp="http://schemas.openxmlformats.org/drawingml/2006/wordprocessingDrawing" xmlns:w10="urn:schemas-microsoft-com:office:word" xmlns:w="http://schemas.openxmlformats.org/wordprocessingml/2006/main" xmlns:w14="http://schemas.microsoft.com/office/word/2010/wordml" xmlns:w15="http://schemas.microsoft.com/office/word/2012/wordml" xmlns:w16cex="http://schemas.microsoft.com/office/word/2018/wordml/cex" xmlns:w16cid="http://schemas.microsoft.com/office/word/2016/wordml/cid" xmlns:w16="http://schemas.microsoft.com/office/word/2018/wordml" xmlns:w16du="http://schemas.microsoft.com/office/word/2023/wordml/word16du" xmlns:w16sdtdh="http://schemas.microsoft.com/office/word/2020/wordml/sdtdatahash" xmlns:w16sdtfl="http://schemas.microsoft.com/office/word/2024/wordml/sdtformatlock" xmlns:w16se="http://schemas.microsoft.com/office/word/2015/wordml/symex" xmlns:wpg="http://schemas.microsoft.com/office/word/2010/wordprocessingGroup" xmlns:wpi="http://schemas.microsoft.com/office/word/2010/wordprocessingInk" xmlns:wne="http://schemas.microsoft.com/office/word/2006/wordml" xmlns:wps="http://schemas.microsoft.com/office/word/2010/wordprocessingShape" mc:Ignorable="w14 w15 w16se w16cid w16 w16cex w16sdtdh w16sdtfl w16du wp14">
   <w:endnote w:type="separator" w:id="-1">
     <w:p>
       <w:pPr>
@@ -17529,7 +16250,7 @@
 </file>
 
 <file path=word/footnotes.xml><?xml version="1.0" encoding="utf-8"?>
-<w:footnotes xmlns:wpc="http://schemas.microsoft.com/office/word/2010/wordprocessingCanvas" xmlns:cx="http://schemas.microsoft.com/office/drawing/2014/chartex" xmlns:cx1="http://schemas.microsoft.com/office/drawing/2015/9/8/chartex" xmlns:cx2="http://schemas.microsoft.com/office/drawing/2015/10/21/chartex" xmlns:cx3="http://schemas.microsoft.com/office/drawing/2016/5/9/chartex" xmlns:cx4="http://schemas.microsoft.com/office/drawing/2016/5/10/chartex" xmlns:cx5="http://schemas.microsoft.com/office/drawing/2016/5/11/chartex" xmlns:cx6="http://schemas.microsoft.com/office/drawing/2016/5/12/chartex" xmlns:cx7="http://schemas.microsoft.com/office/drawing/2016/5/13/chartex" xmlns:cx8="http://schemas.microsoft.com/office/drawing/2016/5/14/chartex" xmlns:mc="http://schemas.openxmlformats.org/markup-compatibility/2006" xmlns:aink="http://schemas.microsoft.com/office/drawing/2016/ink" xmlns:am3d="http://schemas.microsoft.com/office/drawing/2017/model3d" xmlns:o="urn:schemas-microsoft-com:office:office" xmlns:oel="http://schemas.microsoft.com/office/2019/extlst" xmlns:r="http://schemas.openxmlformats.org/officeDocument/2006/relationships" xmlns:m="http://schemas.openxmlformats.org/officeDocument/2006/math" xmlns:v="urn:schemas-microsoft-com:vml" xmlns:wp14="http://schemas.microsoft.com/office/word/2010/wordprocessingDrawing" xmlns:wp="http://schemas.openxmlformats.org/drawingml/2006/wordprocessingDrawing" xmlns:w10="urn:schemas-microsoft-com:office:word" xmlns:w="http://schemas.openxmlformats.org/wordprocessingml/2006/main" xmlns:w14="http://schemas.microsoft.com/office/word/2010/wordml" xmlns:w15="http://schemas.microsoft.com/office/word/2012/wordml" xmlns:w16cex="http://schemas.microsoft.com/office/word/2018/wordml/cex" xmlns:w16cid="http://schemas.microsoft.com/office/word/2016/wordml/cid" xmlns:w16="http://schemas.microsoft.com/office/word/2018/wordml" xmlns:w16du="http://schemas.microsoft.com/office/word/2023/wordml/word16du" xmlns:w16sdtdh="http://schemas.microsoft.com/office/word/2020/wordml/sdtdatahash" xmlns:w16se="http://schemas.microsoft.com/office/word/2015/wordml/symex" xmlns:wpg="http://schemas.microsoft.com/office/word/2010/wordprocessingGroup" xmlns:wpi="http://schemas.microsoft.com/office/word/2010/wordprocessingInk" xmlns:wne="http://schemas.microsoft.com/office/word/2006/wordml" xmlns:wps="http://schemas.microsoft.com/office/word/2010/wordprocessingShape" mc:Ignorable="w14 w15 w16se w16cid w16 w16cex w16sdtdh w16du wp14">
+<w:footnotes xmlns:wpc="http://schemas.microsoft.com/office/word/2010/wordprocessingCanvas" xmlns:cx="http://schemas.microsoft.com/office/drawing/2014/chartex" xmlns:cx1="http://schemas.microsoft.com/office/drawing/2015/9/8/chartex" xmlns:cx2="http://schemas.microsoft.com/office/drawing/2015/10/21/chartex" xmlns:cx3="http://schemas.microsoft.com/office/drawing/2016/5/9/chartex" xmlns:cx4="http://schemas.microsoft.com/office/drawing/2016/5/10/chartex" xmlns:cx5="http://schemas.microsoft.com/office/drawing/2016/5/11/chartex" xmlns:cx6="http://schemas.microsoft.com/office/drawing/2016/5/12/chartex" xmlns:cx7="http://schemas.microsoft.com/office/drawing/2016/5/13/chartex" xmlns:cx8="http://schemas.microsoft.com/office/drawing/2016/5/14/chartex" xmlns:mc="http://schemas.openxmlformats.org/markup-compatibility/2006" xmlns:aink="http://schemas.microsoft.com/office/drawing/2016/ink" xmlns:am3d="http://schemas.microsoft.com/office/drawing/2017/model3d" xmlns:o="urn:schemas-microsoft-com:office:office" xmlns:oel="http://schemas.microsoft.com/office/2019/extlst" xmlns:r="http://schemas.openxmlformats.org/officeDocument/2006/relationships" xmlns:m="http://schemas.openxmlformats.org/officeDocument/2006/math" xmlns:v="urn:schemas-microsoft-com:vml" xmlns:wp14="http://schemas.microsoft.com/office/word/2010/wordprocessingDrawing" xmlns:wp="http://schemas.openxmlformats.org/drawingml/2006/wordprocessingDrawing" xmlns:w10="urn:schemas-microsoft-com:office:word" xmlns:w="http://schemas.openxmlformats.org/wordprocessingml/2006/main" xmlns:w14="http://schemas.microsoft.com/office/word/2010/wordml" xmlns:w15="http://schemas.microsoft.com/office/word/2012/wordml" xmlns:w16cex="http://schemas.microsoft.com/office/word/2018/wordml/cex" xmlns:w16cid="http://schemas.microsoft.com/office/word/2016/wordml/cid" xmlns:w16="http://schemas.microsoft.com/office/word/2018/wordml" xmlns:w16du="http://schemas.microsoft.com/office/word/2023/wordml/word16du" xmlns:w16sdtdh="http://schemas.microsoft.com/office/word/2020/wordml/sdtdatahash" xmlns:w16sdtfl="http://schemas.microsoft.com/office/word/2024/wordml/sdtformatlock" xmlns:w16se="http://schemas.microsoft.com/office/word/2015/wordml/symex" xmlns:wpg="http://schemas.microsoft.com/office/word/2010/wordprocessingGroup" xmlns:wpi="http://schemas.microsoft.com/office/word/2010/wordprocessingInk" xmlns:wne="http://schemas.microsoft.com/office/word/2006/wordml" xmlns:wps="http://schemas.microsoft.com/office/word/2010/wordprocessingShape" mc:Ignorable="w14 w15 w16se w16cid w16 w16cex w16sdtdh w16sdtfl w16du wp14">
   <w:footnote w:type="separator" w:id="-1">
     <w:p>
       <w:pPr>
@@ -17714,7 +16435,7 @@
 </file>
 
 <file path=word/header1.xml><?xml version="1.0" encoding="utf-8"?>
-<w:hdr xmlns:wpc="http://schemas.microsoft.com/office/word/2010/wordprocessingCanvas" xmlns:cx="http://schemas.microsoft.com/office/drawing/2014/chartex" xmlns:cx1="http://schemas.microsoft.com/office/drawing/2015/9/8/chartex" xmlns:cx2="http://schemas.microsoft.com/office/drawing/2015/10/21/chartex" xmlns:cx3="http://schemas.microsoft.com/office/drawing/2016/5/9/chartex" xmlns:cx4="http://schemas.microsoft.com/office/drawing/2016/5/10/chartex" xmlns:cx5="http://schemas.microsoft.com/office/drawing/2016/5/11/chartex" xmlns:cx6="http://schemas.microsoft.com/office/drawing/2016/5/12/chartex" xmlns:cx7="http://schemas.microsoft.com/office/drawing/2016/5/13/chartex" xmlns:cx8="http://schemas.microsoft.com/office/drawing/2016/5/14/chartex" xmlns:mc="http://schemas.openxmlformats.org/markup-compatibility/2006" xmlns:aink="http://schemas.microsoft.com/office/drawing/2016/ink" xmlns:am3d="http://schemas.microsoft.com/office/drawing/2017/model3d" xmlns:o="urn:schemas-microsoft-com:office:office" xmlns:oel="http://schemas.microsoft.com/office/2019/extlst" xmlns:r="http://schemas.openxmlformats.org/officeDocument/2006/relationships" xmlns:m="http://schemas.openxmlformats.org/officeDocument/2006/math" xmlns:v="urn:schemas-microsoft-com:vml" xmlns:wp14="http://schemas.microsoft.com/office/word/2010/wordprocessingDrawing" xmlns:wp="http://schemas.openxmlformats.org/drawingml/2006/wordprocessingDrawing" xmlns:w10="urn:schemas-microsoft-com:office:word" xmlns:w="http://schemas.openxmlformats.org/wordprocessingml/2006/main" xmlns:w14="http://schemas.microsoft.com/office/word/2010/wordml" xmlns:w15="http://schemas.microsoft.com/office/word/2012/wordml" xmlns:w16cex="http://schemas.microsoft.com/office/word/2018/wordml/cex" xmlns:w16cid="http://schemas.microsoft.com/office/word/2016/wordml/cid" xmlns:w16="http://schemas.microsoft.com/office/word/2018/wordml" xmlns:w16du="http://schemas.microsoft.com/office/word/2023/wordml/word16du" xmlns:w16sdtdh="http://schemas.microsoft.com/office/word/2020/wordml/sdtdatahash" xmlns:w16se="http://schemas.microsoft.com/office/word/2015/wordml/symex" xmlns:wpg="http://schemas.microsoft.com/office/word/2010/wordprocessingGroup" xmlns:wpi="http://schemas.microsoft.com/office/word/2010/wordprocessingInk" xmlns:wne="http://schemas.microsoft.com/office/word/2006/wordml" xmlns:wps="http://schemas.microsoft.com/office/word/2010/wordprocessingShape" mc:Ignorable="w14 w15 w16se w16cid w16 w16cex w16sdtdh w16du wp14">
+<w:hdr xmlns:wpc="http://schemas.microsoft.com/office/word/2010/wordprocessingCanvas" xmlns:cx="http://schemas.microsoft.com/office/drawing/2014/chartex" xmlns:cx1="http://schemas.microsoft.com/office/drawing/2015/9/8/chartex" xmlns:cx2="http://schemas.microsoft.com/office/drawing/2015/10/21/chartex" xmlns:cx3="http://schemas.microsoft.com/office/drawing/2016/5/9/chartex" xmlns:cx4="http://schemas.microsoft.com/office/drawing/2016/5/10/chartex" xmlns:cx5="http://schemas.microsoft.com/office/drawing/2016/5/11/chartex" xmlns:cx6="http://schemas.microsoft.com/office/drawing/2016/5/12/chartex" xmlns:cx7="http://schemas.microsoft.com/office/drawing/2016/5/13/chartex" xmlns:cx8="http://schemas.microsoft.com/office/drawing/2016/5/14/chartex" xmlns:mc="http://schemas.openxmlformats.org/markup-compatibility/2006" xmlns:aink="http://schemas.microsoft.com/office/drawing/2016/ink" xmlns:am3d="http://schemas.microsoft.com/office/drawing/2017/model3d" xmlns:o="urn:schemas-microsoft-com:office:office" xmlns:oel="http://schemas.microsoft.com/office/2019/extlst" xmlns:r="http://schemas.openxmlformats.org/officeDocument/2006/relationships" xmlns:m="http://schemas.openxmlformats.org/officeDocument/2006/math" xmlns:v="urn:schemas-microsoft-com:vml" xmlns:wp14="http://schemas.microsoft.com/office/word/2010/wordprocessingDrawing" xmlns:wp="http://schemas.openxmlformats.org/drawingml/2006/wordprocessingDrawing" xmlns:w10="urn:schemas-microsoft-com:office:word" xmlns:w="http://schemas.openxmlformats.org/wordprocessingml/2006/main" xmlns:w14="http://schemas.microsoft.com/office/word/2010/wordml" xmlns:w15="http://schemas.microsoft.com/office/word/2012/wordml" xmlns:w16cex="http://schemas.microsoft.com/office/word/2018/wordml/cex" xmlns:w16cid="http://schemas.microsoft.com/office/word/2016/wordml/cid" xmlns:w16="http://schemas.microsoft.com/office/word/2018/wordml" xmlns:w16du="http://schemas.microsoft.com/office/word/2023/wordml/word16du" xmlns:w16sdtdh="http://schemas.microsoft.com/office/word/2020/wordml/sdtdatahash" xmlns:w16sdtfl="http://schemas.microsoft.com/office/word/2024/wordml/sdtformatlock" xmlns:w16se="http://schemas.microsoft.com/office/word/2015/wordml/symex" xmlns:wpg="http://schemas.microsoft.com/office/word/2010/wordprocessingGroup" xmlns:wpi="http://schemas.microsoft.com/office/word/2010/wordprocessingInk" xmlns:wne="http://schemas.microsoft.com/office/word/2006/wordml" xmlns:wps="http://schemas.microsoft.com/office/word/2010/wordprocessingShape" mc:Ignorable="w14 w15 w16se w16cid w16 w16cex w16sdtdh w16sdtfl w16du wp14">
   <w:p>
     <w:pPr>
       <w:pBdr>
@@ -18508,7 +17229,7 @@
 </file>
 
 <file path=word/numbering.xml><?xml version="1.0" encoding="utf-8"?>
-<w:numbering xmlns:wpc="http://schemas.microsoft.com/office/word/2010/wordprocessingCanvas" xmlns:cx="http://schemas.microsoft.com/office/drawing/2014/chartex" xmlns:cx1="http://schemas.microsoft.com/office/drawing/2015/9/8/chartex" xmlns:cx2="http://schemas.microsoft.com/office/drawing/2015/10/21/chartex" xmlns:cx3="http://schemas.microsoft.com/office/drawing/2016/5/9/chartex" xmlns:cx4="http://schemas.microsoft.com/office/drawing/2016/5/10/chartex" xmlns:cx5="http://schemas.microsoft.com/office/drawing/2016/5/11/chartex" xmlns:cx6="http://schemas.microsoft.com/office/drawing/2016/5/12/chartex" xmlns:cx7="http://schemas.microsoft.com/office/drawing/2016/5/13/chartex" xmlns:cx8="http://schemas.microsoft.com/office/drawing/2016/5/14/chartex" xmlns:mc="http://schemas.openxmlformats.org/markup-compatibility/2006" xmlns:aink="http://schemas.microsoft.com/office/drawing/2016/ink" xmlns:am3d="http://schemas.microsoft.com/office/drawing/2017/model3d" xmlns:o="urn:schemas-microsoft-com:office:office" xmlns:oel="http://schemas.microsoft.com/office/2019/extlst" xmlns:r="http://schemas.openxmlformats.org/officeDocument/2006/relationships" xmlns:m="http://schemas.openxmlformats.org/officeDocument/2006/math" xmlns:v="urn:schemas-microsoft-com:vml" xmlns:wp14="http://schemas.microsoft.com/office/word/2010/wordprocessingDrawing" xmlns:wp="http://schemas.openxmlformats.org/drawingml/2006/wordprocessingDrawing" xmlns:w10="urn:schemas-microsoft-com:office:word" xmlns:w="http://schemas.openxmlformats.org/wordprocessingml/2006/main" xmlns:w14="http://schemas.microsoft.com/office/word/2010/wordml" xmlns:w15="http://schemas.microsoft.com/office/word/2012/wordml" xmlns:w16cex="http://schemas.microsoft.com/office/word/2018/wordml/cex" xmlns:w16cid="http://schemas.microsoft.com/office/word/2016/wordml/cid" xmlns:w16="http://schemas.microsoft.com/office/word/2018/wordml" xmlns:w16du="http://schemas.microsoft.com/office/word/2023/wordml/word16du" xmlns:w16sdtdh="http://schemas.microsoft.com/office/word/2020/wordml/sdtdatahash" xmlns:w16se="http://schemas.microsoft.com/office/word/2015/wordml/symex" xmlns:wpg="http://schemas.microsoft.com/office/word/2010/wordprocessingGroup" xmlns:wpi="http://schemas.microsoft.com/office/word/2010/wordprocessingInk" xmlns:wne="http://schemas.microsoft.com/office/word/2006/wordml" xmlns:wps="http://schemas.microsoft.com/office/word/2010/wordprocessingShape" mc:Ignorable="w14 w15 w16se w16cid w16 w16cex w16sdtdh w16du wp14">
+<w:numbering xmlns:wpc="http://schemas.microsoft.com/office/word/2010/wordprocessingCanvas" xmlns:cx="http://schemas.microsoft.com/office/drawing/2014/chartex" xmlns:cx1="http://schemas.microsoft.com/office/drawing/2015/9/8/chartex" xmlns:cx2="http://schemas.microsoft.com/office/drawing/2015/10/21/chartex" xmlns:cx3="http://schemas.microsoft.com/office/drawing/2016/5/9/chartex" xmlns:cx4="http://schemas.microsoft.com/office/drawing/2016/5/10/chartex" xmlns:cx5="http://schemas.microsoft.com/office/drawing/2016/5/11/chartex" xmlns:cx6="http://schemas.microsoft.com/office/drawing/2016/5/12/chartex" xmlns:cx7="http://schemas.microsoft.com/office/drawing/2016/5/13/chartex" xmlns:cx8="http://schemas.microsoft.com/office/drawing/2016/5/14/chartex" xmlns:mc="http://schemas.openxmlformats.org/markup-compatibility/2006" xmlns:aink="http://schemas.microsoft.com/office/drawing/2016/ink" xmlns:am3d="http://schemas.microsoft.com/office/drawing/2017/model3d" xmlns:o="urn:schemas-microsoft-com:office:office" xmlns:oel="http://schemas.microsoft.com/office/2019/extlst" xmlns:r="http://schemas.openxmlformats.org/officeDocument/2006/relationships" xmlns:m="http://schemas.openxmlformats.org/officeDocument/2006/math" xmlns:v="urn:schemas-microsoft-com:vml" xmlns:wp14="http://schemas.microsoft.com/office/word/2010/wordprocessingDrawing" xmlns:wp="http://schemas.openxmlformats.org/drawingml/2006/wordprocessingDrawing" xmlns:w10="urn:schemas-microsoft-com:office:word" xmlns:w="http://schemas.openxmlformats.org/wordprocessingml/2006/main" xmlns:w14="http://schemas.microsoft.com/office/word/2010/wordml" xmlns:w15="http://schemas.microsoft.com/office/word/2012/wordml" xmlns:w16cex="http://schemas.microsoft.com/office/word/2018/wordml/cex" xmlns:w16cid="http://schemas.microsoft.com/office/word/2016/wordml/cid" xmlns:w16="http://schemas.microsoft.com/office/word/2018/wordml" xmlns:w16du="http://schemas.microsoft.com/office/word/2023/wordml/word16du" xmlns:w16sdtdh="http://schemas.microsoft.com/office/word/2020/wordml/sdtdatahash" xmlns:w16sdtfl="http://schemas.microsoft.com/office/word/2024/wordml/sdtformatlock" xmlns:w16se="http://schemas.microsoft.com/office/word/2015/wordml/symex" xmlns:wpg="http://schemas.microsoft.com/office/word/2010/wordprocessingGroup" xmlns:wpi="http://schemas.microsoft.com/office/word/2010/wordprocessingInk" xmlns:wne="http://schemas.microsoft.com/office/word/2006/wordml" xmlns:wps="http://schemas.microsoft.com/office/word/2010/wordprocessingShape" mc:Ignorable="w14 w15 w16se w16cid w16 w16cex w16sdtdh w16sdtfl w16du wp14">
   <w:abstractNum w:abstractNumId="0" w15:restartNumberingAfterBreak="0">
     <w:nsid w:val="068129CD"/>
     <w:multiLevelType w:val="multilevel"/>
@@ -19181,7 +17902,7 @@
 </file>
 
 <file path=word/styles.xml><?xml version="1.0" encoding="utf-8"?>
-<w:styles xmlns:mc="http://schemas.openxmlformats.org/markup-compatibility/2006" xmlns:r="http://schemas.openxmlformats.org/officeDocument/2006/relationships" xmlns:w="http://schemas.openxmlformats.org/wordprocessingml/2006/main" xmlns:w14="http://schemas.microsoft.com/office/word/2010/wordml" xmlns:w15="http://schemas.microsoft.com/office/word/2012/wordml" xmlns:w16cex="http://schemas.microsoft.com/office/word/2018/wordml/cex" xmlns:w16cid="http://schemas.microsoft.com/office/word/2016/wordml/cid" xmlns:w16="http://schemas.microsoft.com/office/word/2018/wordml" xmlns:w16du="http://schemas.microsoft.com/office/word/2023/wordml/word16du" xmlns:w16sdtdh="http://schemas.microsoft.com/office/word/2020/wordml/sdtdatahash" xmlns:w16se="http://schemas.microsoft.com/office/word/2015/wordml/symex" mc:Ignorable="w14 w15 w16se w16cid w16 w16cex w16sdtdh w16du">
+<w:styles xmlns:mc="http://schemas.openxmlformats.org/markup-compatibility/2006" xmlns:r="http://schemas.openxmlformats.org/officeDocument/2006/relationships" xmlns:w="http://schemas.openxmlformats.org/wordprocessingml/2006/main" xmlns:w14="http://schemas.microsoft.com/office/word/2010/wordml" xmlns:w15="http://schemas.microsoft.com/office/word/2012/wordml" xmlns:w16cex="http://schemas.microsoft.com/office/word/2018/wordml/cex" xmlns:w16cid="http://schemas.microsoft.com/office/word/2016/wordml/cid" xmlns:w16="http://schemas.microsoft.com/office/word/2018/wordml" xmlns:w16du="http://schemas.microsoft.com/office/word/2023/wordml/word16du" xmlns:w16sdtdh="http://schemas.microsoft.com/office/word/2020/wordml/sdtdatahash" xmlns:w16sdtfl="http://schemas.microsoft.com/office/word/2024/wordml/sdtformatlock" xmlns:w16se="http://schemas.microsoft.com/office/word/2015/wordml/symex" mc:Ignorable="w14 w15 w16se w16cid w16 w16cex w16sdtdh w16sdtfl w16du">
   <w:docDefaults>
     <w:rPrDefault>
       <w:rPr>
